--- a/Программы адаптации сотрудников/Плотников Евгений - программа адаптации.docx
+++ b/Программы адаптации сотрудников/Плотников Евгений - программа адаптации.docx
@@ -2634,8 +2634,6 @@
               </w:rPr>
               <w:t>Ответственный — Медведчиков</w:t>
             </w:r>
-            <w:bookmarkStart w:id="0" w:name="_GoBack"/>
-            <w:bookmarkEnd w:id="0"/>
           </w:p>
         </w:tc>
         <w:tc>
@@ -6336,15 +6334,7 @@
                 <w:color w:val="000000"/>
                 <w:lang w:val="ru-RU"/>
               </w:rPr>
-              <w:t>2</w:t>
-            </w:r>
-            <w:r>
-              <w:rPr>
-                <w:rFonts w:ascii="Times New Roman" w:hAnsi="Times New Roman" w:cs="Times New Roman"/>
-                <w:color w:val="000000"/>
-                <w:lang w:val="ru-RU"/>
-              </w:rPr>
-              <w:t>3</w:t>
+              <w:t>30</w:t>
             </w:r>
             <w:r>
               <w:rPr>
@@ -6378,6 +6368,13 @@
                 <w:lang w:val="ru-RU"/>
               </w:rPr>
             </w:pPr>
+            <w:r>
+              <w:rPr>
+                <w:rFonts w:ascii="Segoe UI Emoji" w:hAnsi="Segoe UI Emoji" w:cs="Segoe UI Emoji"/>
+                <w:color w:val="000000"/>
+              </w:rPr>
+              <w:t>✔️</w:t>
+            </w:r>
           </w:p>
         </w:tc>
       </w:tr>
@@ -6791,16 +6788,9 @@
               <w:rPr>
                 <w:rFonts w:ascii="Times New Roman" w:hAnsi="Times New Roman" w:cs="Times New Roman"/>
                 <w:color w:val="000000"/>
-              </w:rPr>
-              <w:t>2</w:t>
-            </w:r>
-            <w:r>
-              <w:rPr>
-                <w:rFonts w:ascii="Times New Roman" w:hAnsi="Times New Roman" w:cs="Times New Roman"/>
-                <w:color w:val="000000"/>
-                <w:lang w:val="ru-RU"/>
-              </w:rPr>
-              <w:t>4</w:t>
+                <w:lang w:val="ru-RU"/>
+              </w:rPr>
+              <w:t>31</w:t>
             </w:r>
             <w:r>
               <w:rPr>
@@ -6834,6 +6824,13 @@
                 <w:lang w:val="ru-RU"/>
               </w:rPr>
             </w:pPr>
+            <w:r>
+              <w:rPr>
+                <w:rFonts w:ascii="Segoe UI Emoji" w:hAnsi="Segoe UI Emoji" w:cs="Segoe UI Emoji"/>
+                <w:color w:val="000000"/>
+              </w:rPr>
+              <w:t>✔️</w:t>
+            </w:r>
           </w:p>
         </w:tc>
       </w:tr>
@@ -7249,15 +7246,38 @@
                 <w:color w:val="000000"/>
                 <w:lang w:val="ru-RU"/>
               </w:rPr>
-              <w:t>26</w:t>
-            </w:r>
-            <w:r>
-              <w:rPr>
-                <w:rFonts w:ascii="Times New Roman" w:hAnsi="Times New Roman" w:cs="Times New Roman"/>
-                <w:color w:val="000000"/>
-                <w:lang w:val="ru-RU"/>
-              </w:rPr>
-              <w:t>.03.2026</w:t>
+              <w:t>0</w:t>
+            </w:r>
+            <w:r>
+              <w:rPr>
+                <w:rFonts w:ascii="Times New Roman" w:hAnsi="Times New Roman" w:cs="Times New Roman"/>
+                <w:color w:val="000000"/>
+              </w:rPr>
+              <w:t>7</w:t>
+            </w:r>
+            <w:r>
+              <w:rPr>
+                <w:rFonts w:ascii="Times New Roman" w:hAnsi="Times New Roman" w:cs="Times New Roman"/>
+                <w:color w:val="000000"/>
+                <w:lang w:val="ru-RU"/>
+              </w:rPr>
+              <w:t>.0</w:t>
+            </w:r>
+            <w:r>
+              <w:rPr>
+                <w:rFonts w:ascii="Times New Roman" w:hAnsi="Times New Roman" w:cs="Times New Roman"/>
+                <w:color w:val="000000"/>
+                <w:lang w:val="ru-RU"/>
+              </w:rPr>
+              <w:t>4</w:t>
+            </w:r>
+            <w:r>
+              <w:rPr>
+                <w:rFonts w:ascii="Times New Roman" w:hAnsi="Times New Roman" w:cs="Times New Roman"/>
+                <w:color w:val="000000"/>
+                <w:lang w:val="ru-RU"/>
+              </w:rPr>
+              <w:t>.2026</w:t>
             </w:r>
           </w:p>
         </w:tc>
@@ -7438,15 +7458,30 @@
                 <w:color w:val="000000"/>
                 <w:lang w:val="ru-RU"/>
               </w:rPr>
-              <w:t>27.0</w:t>
-            </w:r>
-            <w:r>
-              <w:rPr>
-                <w:rFonts w:ascii="Times New Roman" w:hAnsi="Times New Roman" w:cs="Times New Roman"/>
-                <w:color w:val="000000"/>
-                <w:lang w:val="ru-RU"/>
-              </w:rPr>
-              <w:t>3</w:t>
+              <w:t>0</w:t>
+            </w:r>
+            <w:r>
+              <w:rPr>
+                <w:rFonts w:ascii="Times New Roman" w:hAnsi="Times New Roman" w:cs="Times New Roman"/>
+                <w:color w:val="000000"/>
+              </w:rPr>
+              <w:t>8</w:t>
+            </w:r>
+            <w:r>
+              <w:rPr>
+                <w:rFonts w:ascii="Times New Roman" w:hAnsi="Times New Roman" w:cs="Times New Roman"/>
+                <w:color w:val="000000"/>
+                <w:lang w:val="ru-RU"/>
+              </w:rPr>
+              <w:t>.0</w:t>
+            </w:r>
+            <w:r>
+              <w:rPr>
+                <w:rFonts w:ascii="Times New Roman" w:hAnsi="Times New Roman" w:cs="Times New Roman"/>
+                <w:color w:val="000000"/>
+                <w:lang w:val="ru-RU"/>
+              </w:rPr>
+              <w:t>4</w:t>
             </w:r>
             <w:r>
               <w:rPr>
@@ -8262,21 +8297,34 @@
                 <w:rFonts w:ascii="Times New Roman" w:hAnsi="Times New Roman" w:cs="Times New Roman"/>
                 <w:lang w:val="ru-RU"/>
               </w:rPr>
-              <w:t>3</w:t>
-            </w:r>
-            <w:r>
-              <w:rPr>
-                <w:rFonts w:ascii="Times New Roman" w:hAnsi="Times New Roman" w:cs="Times New Roman"/>
-                <w:lang w:val="ru-RU"/>
-              </w:rPr>
               <w:t>0</w:t>
             </w:r>
             <w:r>
               <w:rPr>
                 <w:rFonts w:ascii="Times New Roman" w:hAnsi="Times New Roman" w:cs="Times New Roman"/>
-                <w:lang w:val="ru-RU"/>
-              </w:rPr>
-              <w:t>.03.2026</w:t>
+              </w:rPr>
+              <w:t>8</w:t>
+            </w:r>
+            <w:r>
+              <w:rPr>
+                <w:rFonts w:ascii="Times New Roman" w:hAnsi="Times New Roman" w:cs="Times New Roman"/>
+                <w:lang w:val="ru-RU"/>
+              </w:rPr>
+              <w:t>.0</w:t>
+            </w:r>
+            <w:r>
+              <w:rPr>
+                <w:rFonts w:ascii="Times New Roman" w:hAnsi="Times New Roman" w:cs="Times New Roman"/>
+                <w:lang w:val="ru-RU"/>
+              </w:rPr>
+              <w:t>4</w:t>
+            </w:r>
+            <w:r>
+              <w:rPr>
+                <w:rFonts w:ascii="Times New Roman" w:hAnsi="Times New Roman" w:cs="Times New Roman"/>
+                <w:lang w:val="ru-RU"/>
+              </w:rPr>
+              <w:t>.2026</w:t>
             </w:r>
           </w:p>
         </w:tc>
@@ -8588,9 +8636,8 @@
             <w:r>
               <w:rPr>
                 <w:rFonts w:ascii="Times New Roman" w:hAnsi="Times New Roman" w:cs="Times New Roman"/>
-                <w:lang w:val="ru-RU"/>
-              </w:rPr>
-              <w:t>31</w:t>
+              </w:rPr>
+              <w:t>10</w:t>
             </w:r>
             <w:r>
               <w:rPr>
@@ -8604,7 +8651,7 @@
                 <w:rFonts w:ascii="Times New Roman" w:hAnsi="Times New Roman" w:cs="Times New Roman"/>
                 <w:lang w:val="ru-RU"/>
               </w:rPr>
-              <w:t>3</w:t>
+              <w:t>4</w:t>
             </w:r>
             <w:r>
               <w:rPr>
@@ -8929,9 +8976,8 @@
             <w:r>
               <w:rPr>
                 <w:rFonts w:ascii="Times New Roman" w:hAnsi="Times New Roman" w:cs="Times New Roman"/>
-                <w:lang w:val="ru-RU"/>
-              </w:rPr>
-              <w:t>01</w:t>
+              </w:rPr>
+              <w:t>13</w:t>
             </w:r>
             <w:r>
               <w:rPr>
@@ -9270,9 +9316,8 @@
             <w:r>
               <w:rPr>
                 <w:rFonts w:ascii="Times New Roman" w:hAnsi="Times New Roman" w:cs="Times New Roman"/>
-                <w:lang w:val="ru-RU"/>
-              </w:rPr>
-              <w:t>02</w:t>
+              </w:rPr>
+              <w:t>15</w:t>
             </w:r>
             <w:r>
               <w:rPr>
@@ -9462,7 +9507,13 @@
                 <w:rFonts w:ascii="Times New Roman" w:hAnsi="Times New Roman" w:cs="Times New Roman"/>
                 <w:lang w:val="ru-RU"/>
               </w:rPr>
-              <w:t>03</w:t>
+              <w:t>1</w:t>
+            </w:r>
+            <w:r>
+              <w:rPr>
+                <w:rFonts w:ascii="Times New Roman" w:hAnsi="Times New Roman" w:cs="Times New Roman"/>
+              </w:rPr>
+              <w:t>6</w:t>
             </w:r>
             <w:r>
               <w:rPr>
@@ -10195,7 +10246,13 @@
                 <w:rFonts w:ascii="Times New Roman" w:hAnsi="Times New Roman" w:cs="Times New Roman"/>
                 <w:lang w:val="ru-RU"/>
               </w:rPr>
-              <w:t>06</w:t>
+              <w:t>1</w:t>
+            </w:r>
+            <w:r>
+              <w:rPr>
+                <w:rFonts w:ascii="Times New Roman" w:hAnsi="Times New Roman" w:cs="Times New Roman"/>
+              </w:rPr>
+              <w:t>6</w:t>
             </w:r>
             <w:r>
               <w:rPr>
@@ -10457,9 +10514,8 @@
             <w:r>
               <w:rPr>
                 <w:rFonts w:ascii="Times New Roman" w:hAnsi="Times New Roman" w:cs="Times New Roman"/>
-                <w:lang w:val="ru-RU"/>
-              </w:rPr>
-              <w:t>08</w:t>
+              </w:rPr>
+              <w:t>20</w:t>
             </w:r>
             <w:r>
               <w:rPr>
@@ -10683,9 +10739,8 @@
             <w:r>
               <w:rPr>
                 <w:rFonts w:ascii="Times New Roman" w:hAnsi="Times New Roman" w:cs="Times New Roman"/>
-                <w:lang w:val="ru-RU"/>
-              </w:rPr>
-              <w:t>10</w:t>
+              </w:rPr>
+              <w:t>22</w:t>
             </w:r>
             <w:r>
               <w:rPr>
@@ -10911,7 +10966,34 @@
                 <w:rFonts w:ascii="Times New Roman" w:hAnsi="Times New Roman" w:cs="Times New Roman"/>
                 <w:lang w:val="ru-RU"/>
               </w:rPr>
-              <w:t>24.04.2026</w:t>
+              <w:t>0</w:t>
+            </w:r>
+            <w:r>
+              <w:rPr>
+                <w:rFonts w:ascii="Times New Roman" w:hAnsi="Times New Roman" w:cs="Times New Roman"/>
+              </w:rPr>
+              <w:t>6</w:t>
+            </w:r>
+            <w:r>
+              <w:rPr>
+                <w:rFonts w:ascii="Times New Roman" w:hAnsi="Times New Roman" w:cs="Times New Roman"/>
+                <w:lang w:val="ru-RU"/>
+              </w:rPr>
+              <w:t>.</w:t>
+            </w:r>
+            <w:r>
+              <w:rPr>
+                <w:rFonts w:ascii="Times New Roman" w:hAnsi="Times New Roman" w:cs="Times New Roman"/>
+                <w:lang w:val="ru-RU"/>
+              </w:rPr>
+              <w:t>05</w:t>
+            </w:r>
+            <w:r>
+              <w:rPr>
+                <w:rFonts w:ascii="Times New Roman" w:hAnsi="Times New Roman" w:cs="Times New Roman"/>
+                <w:lang w:val="ru-RU"/>
+              </w:rPr>
+              <w:t>.2026</w:t>
             </w:r>
           </w:p>
         </w:tc>
@@ -11080,7 +11162,34 @@
                 <w:rFonts w:ascii="Times New Roman" w:hAnsi="Times New Roman" w:cs="Times New Roman"/>
                 <w:lang w:val="ru-RU"/>
               </w:rPr>
-              <w:t>27.04.2026</w:t>
+              <w:t>0</w:t>
+            </w:r>
+            <w:r>
+              <w:rPr>
+                <w:rFonts w:ascii="Times New Roman" w:hAnsi="Times New Roman" w:cs="Times New Roman"/>
+              </w:rPr>
+              <w:t>7</w:t>
+            </w:r>
+            <w:r>
+              <w:rPr>
+                <w:rFonts w:ascii="Times New Roman" w:hAnsi="Times New Roman" w:cs="Times New Roman"/>
+                <w:lang w:val="ru-RU"/>
+              </w:rPr>
+              <w:t>.0</w:t>
+            </w:r>
+            <w:r>
+              <w:rPr>
+                <w:rFonts w:ascii="Times New Roman" w:hAnsi="Times New Roman" w:cs="Times New Roman"/>
+                <w:lang w:val="ru-RU"/>
+              </w:rPr>
+              <w:t>5</w:t>
+            </w:r>
+            <w:r>
+              <w:rPr>
+                <w:rFonts w:ascii="Times New Roman" w:hAnsi="Times New Roman" w:cs="Times New Roman"/>
+                <w:lang w:val="ru-RU"/>
+              </w:rPr>
+              <w:t>.2026</w:t>
             </w:r>
           </w:p>
         </w:tc>
@@ -11265,7 +11374,36 @@
                 <w:rFonts w:ascii="Times New Roman" w:hAnsi="Times New Roman" w:cs="Times New Roman"/>
                 <w:lang w:val="ru-RU"/>
               </w:rPr>
-              <w:t>28.04.2026</w:t>
+              <w:t>0</w:t>
+            </w:r>
+            <w:r>
+              <w:rPr>
+                <w:rFonts w:ascii="Times New Roman" w:hAnsi="Times New Roman" w:cs="Times New Roman"/>
+              </w:rPr>
+              <w:t>8</w:t>
+            </w:r>
+            <w:bookmarkStart w:id="0" w:name="_GoBack"/>
+            <w:bookmarkEnd w:id="0"/>
+            <w:r>
+              <w:rPr>
+                <w:rFonts w:ascii="Times New Roman" w:hAnsi="Times New Roman" w:cs="Times New Roman"/>
+                <w:lang w:val="ru-RU"/>
+              </w:rPr>
+              <w:t>.0</w:t>
+            </w:r>
+            <w:r>
+              <w:rPr>
+                <w:rFonts w:ascii="Times New Roman" w:hAnsi="Times New Roman" w:cs="Times New Roman"/>
+                <w:lang w:val="ru-RU"/>
+              </w:rPr>
+              <w:t>5</w:t>
+            </w:r>
+            <w:r>
+              <w:rPr>
+                <w:rFonts w:ascii="Times New Roman" w:hAnsi="Times New Roman" w:cs="Times New Roman"/>
+                <w:lang w:val="ru-RU"/>
+              </w:rPr>
+              <w:t>.2026</w:t>
             </w:r>
           </w:p>
         </w:tc>
@@ -16102,7 +16240,7 @@
 </file>
 
 <file path=customXml/itemProps1.xml><?xml version="1.0" encoding="utf-8"?>
-<ds:datastoreItem xmlns:ds="http://schemas.openxmlformats.org/officeDocument/2006/customXml" ds:itemID="{2C3A3624-AC0D-4B66-9B7E-89B5D3FDD41D}">
+<ds:datastoreItem xmlns:ds="http://schemas.openxmlformats.org/officeDocument/2006/customXml" ds:itemID="{CFF3E38C-B8C8-4903-B648-F24CD74DC845}">
   <ds:schemaRefs>
     <ds:schemaRef ds:uri="http://schemas.openxmlformats.org/officeDocument/2006/bibliography"/>
   </ds:schemaRefs>

--- a/Программы адаптации сотрудников/Плотников Евгений - программа адаптации.docx
+++ b/Программы адаптации сотрудников/Плотников Евгений - программа адаптации.docx
@@ -3984,6 +3984,13 @@
                 <w:lang w:val="ru-RU"/>
               </w:rPr>
             </w:pPr>
+            <w:r>
+              <w:rPr>
+                <w:rFonts w:ascii="Segoe UI Emoji" w:hAnsi="Segoe UI Emoji" w:cs="Segoe UI Emoji"/>
+                <w:color w:val="000000"/>
+              </w:rPr>
+              <w:t>✔️</w:t>
+            </w:r>
           </w:p>
         </w:tc>
       </w:tr>
@@ -7303,6 +7310,13 @@
                 <w:lang w:val="ru-RU"/>
               </w:rPr>
             </w:pPr>
+            <w:r>
+              <w:rPr>
+                <w:rFonts w:ascii="Segoe UI Emoji" w:hAnsi="Segoe UI Emoji" w:cs="Segoe UI Emoji"/>
+                <w:color w:val="000000"/>
+              </w:rPr>
+              <w:t>✔️</w:t>
+            </w:r>
           </w:p>
         </w:tc>
       </w:tr>
@@ -7515,6 +7529,13 @@
                 <w:lang w:val="ru-RU"/>
               </w:rPr>
             </w:pPr>
+            <w:r>
+              <w:rPr>
+                <w:rFonts w:ascii="Segoe UI Emoji" w:hAnsi="Segoe UI Emoji" w:cs="Segoe UI Emoji"/>
+                <w:color w:val="000000"/>
+              </w:rPr>
+              <w:t>✔️</w:t>
+            </w:r>
           </w:p>
         </w:tc>
       </w:tr>
@@ -8350,6 +8371,13 @@
                 <w:lang w:val="ru-RU"/>
               </w:rPr>
             </w:pPr>
+            <w:r>
+              <w:rPr>
+                <w:rFonts w:ascii="Segoe UI Emoji" w:hAnsi="Segoe UI Emoji" w:cs="Segoe UI Emoji"/>
+                <w:color w:val="000000"/>
+              </w:rPr>
+              <w:t>✔️</w:t>
+            </w:r>
           </w:p>
         </w:tc>
       </w:tr>
@@ -8684,6 +8712,13 @@
                 <w:lang w:val="ru-RU"/>
               </w:rPr>
             </w:pPr>
+            <w:r>
+              <w:rPr>
+                <w:rFonts w:ascii="Segoe UI Emoji" w:hAnsi="Segoe UI Emoji" w:cs="Segoe UI Emoji"/>
+                <w:color w:val="000000"/>
+              </w:rPr>
+              <w:t>✔️</w:t>
+            </w:r>
           </w:p>
         </w:tc>
       </w:tr>
@@ -9024,6 +9059,13 @@
                 <w:lang w:val="ru-RU"/>
               </w:rPr>
             </w:pPr>
+            <w:r>
+              <w:rPr>
+                <w:rFonts w:ascii="Segoe UI Emoji" w:hAnsi="Segoe UI Emoji" w:cs="Segoe UI Emoji"/>
+                <w:color w:val="000000"/>
+              </w:rPr>
+              <w:t>✔️</w:t>
+            </w:r>
           </w:p>
         </w:tc>
       </w:tr>
@@ -9364,6 +9406,13 @@
                 <w:lang w:val="ru-RU"/>
               </w:rPr>
             </w:pPr>
+            <w:r>
+              <w:rPr>
+                <w:rFonts w:ascii="Segoe UI Emoji" w:hAnsi="Segoe UI Emoji" w:cs="Segoe UI Emoji"/>
+                <w:color w:val="000000"/>
+              </w:rPr>
+              <w:t>✔️</w:t>
+            </w:r>
           </w:p>
         </w:tc>
       </w:tr>
@@ -9507,14 +9556,10 @@
                 <w:rFonts w:ascii="Times New Roman" w:hAnsi="Times New Roman" w:cs="Times New Roman"/>
                 <w:lang w:val="ru-RU"/>
               </w:rPr>
-              <w:t>1</w:t>
-            </w:r>
-            <w:r>
-              <w:rPr>
-                <w:rFonts w:ascii="Times New Roman" w:hAnsi="Times New Roman" w:cs="Times New Roman"/>
-              </w:rPr>
-              <w:t>6</w:t>
-            </w:r>
+              <w:t>16</w:t>
+            </w:r>
+            <w:bookmarkStart w:id="0" w:name="_GoBack"/>
+            <w:bookmarkEnd w:id="0"/>
             <w:r>
               <w:rPr>
                 <w:rFonts w:ascii="Times New Roman" w:hAnsi="Times New Roman" w:cs="Times New Roman"/>
@@ -10294,11 +10339,18 @@
               <w:spacing w:line="283" w:lineRule="atLeast"/>
               <w:jc w:val="center"/>
               <w:rPr>
-                <w:rFonts w:ascii="Times New Roman" w:hAnsi="Times New Roman" w:cs="Times New Roman"/>
-                <w:color w:val="000000"/>
-                <w:lang w:val="ru-RU"/>
-              </w:rPr>
-            </w:pPr>
+                <w:rFonts w:asciiTheme="minorHAnsi" w:hAnsiTheme="minorHAnsi" w:cs="Times New Roman"/>
+                <w:color w:val="000000"/>
+                <w:lang w:val="ru-RU"/>
+              </w:rPr>
+            </w:pPr>
+            <w:r>
+              <w:rPr>
+                <w:rFonts w:ascii="Segoe UI Emoji" w:hAnsi="Segoe UI Emoji" w:cs="Segoe UI Emoji"/>
+                <w:color w:val="000000"/>
+              </w:rPr>
+              <w:t>✔️</w:t>
+            </w:r>
           </w:p>
         </w:tc>
       </w:tr>
@@ -10362,31 +10414,7 @@
                 <w:color w:val="000000"/>
                 <w:lang w:val="ru-RU"/>
               </w:rPr>
-              <w:t>Разработка</w:t>
-            </w:r>
-            <w:r>
-              <w:rPr>
-                <w:rFonts w:ascii="Times New Roman" w:hAnsi="Times New Roman" w:cs="Times New Roman"/>
-                <w:color w:val="000000"/>
-                <w:lang w:val="ru-RU"/>
-              </w:rPr>
-              <w:t xml:space="preserve"> отчёта -</w:t>
-            </w:r>
-            <w:r>
-              <w:rPr>
-                <w:rFonts w:ascii="Times New Roman" w:hAnsi="Times New Roman" w:cs="Times New Roman"/>
-                <w:color w:val="000000"/>
-                <w:lang w:val="ru-RU"/>
-              </w:rPr>
-              <w:t xml:space="preserve"> </w:t>
-            </w:r>
-            <w:r>
-              <w:rPr>
-                <w:rFonts w:ascii="Times New Roman" w:hAnsi="Times New Roman" w:cs="Times New Roman"/>
-                <w:color w:val="000000"/>
-                <w:lang w:val="ru-RU"/>
-              </w:rPr>
-              <w:t>скрипта и шаблона</w:t>
+              <w:t>Разработка отчёта - скрипта и шаблона</w:t>
             </w:r>
           </w:p>
           <w:p>
@@ -10410,7 +10438,7 @@
                 <w:color w:val="000000"/>
                 <w:lang w:val="ru-RU"/>
               </w:rPr>
-              <w:t>Тестовый отчет – Состав динамической структуры</w:t>
+              <w:t>Тестовый отчет – Ведомость покупных изделий</w:t>
             </w:r>
             <w:r>
               <w:rPr>
@@ -10422,6 +10450,273 @@
               <w:t>(</w:t>
             </w:r>
             <w:hyperlink r:id="rId30">
+              <w:r>
+                <w:rPr>
+                  <w:rStyle w:val="a5"/>
+                  <w:rFonts w:ascii="Times New Roman" w:hAnsi="Times New Roman" w:cs="Times New Roman"/>
+                  <w:lang w:val="ru-RU"/>
+                </w:rPr>
+                <w:t>https://jira.ascon.ru/browse/PLM-25442</w:t>
+              </w:r>
+            </w:hyperlink>
+            <w:r>
+              <w:rPr>
+                <w:rFonts w:ascii="Times New Roman" w:hAnsi="Times New Roman" w:cs="Times New Roman"/>
+                <w:color w:val="000000"/>
+                <w:lang w:val="ru-RU"/>
+              </w:rPr>
+              <w:t>)</w:t>
+            </w:r>
+          </w:p>
+          <w:p>
+            <w:pPr>
+              <w:pStyle w:val="4"/>
+              <w:jc w:val="left"/>
+              <w:rPr>
+                <w:rFonts w:ascii="Times New Roman" w:hAnsi="Times New Roman" w:cs="Times New Roman"/>
+                <w:b w:val="0"/>
+                <w:bCs/>
+                <w:sz w:val="24"/>
+                <w:lang w:val="ru-RU"/>
+              </w:rPr>
+            </w:pPr>
+            <w:r>
+              <w:rPr>
+                <w:rFonts w:ascii="Times New Roman" w:hAnsi="Times New Roman" w:cs="Times New Roman"/>
+                <w:b w:val="0"/>
+                <w:bCs/>
+                <w:color w:val="000000"/>
+                <w:lang w:val="ru-RU"/>
+              </w:rPr>
+              <w:t>Ответственный: Жуков, Медведчиков</w:t>
+            </w:r>
+          </w:p>
+        </w:tc>
+        <w:tc>
+          <w:tcPr>
+            <w:tcW w:w="1819" w:type="dxa"/>
+            <w:tcBorders>
+              <w:left w:val="single" w:sz="4" w:space="0" w:color="000000"/>
+              <w:bottom w:val="single" w:sz="4" w:space="0" w:color="000000"/>
+            </w:tcBorders>
+          </w:tcPr>
+          <w:p>
+            <w:pPr>
+              <w:pStyle w:val="4"/>
+              <w:jc w:val="left"/>
+              <w:rPr>
+                <w:rFonts w:ascii="Times New Roman" w:hAnsi="Times New Roman" w:cs="Times New Roman"/>
+                <w:b w:val="0"/>
+                <w:bCs/>
+                <w:lang w:val="ru-RU"/>
+              </w:rPr>
+            </w:pPr>
+            <w:r>
+              <w:rPr>
+                <w:rFonts w:ascii="Times New Roman" w:hAnsi="Times New Roman" w:cs="Times New Roman"/>
+                <w:b w:val="0"/>
+                <w:bCs/>
+                <w:color w:val="000000"/>
+                <w:lang w:val="ru-RU"/>
+              </w:rPr>
+              <w:t>Отчёт разработан, демо проведено, отчёт передан аналитикам</w:t>
+            </w:r>
+          </w:p>
+        </w:tc>
+        <w:tc>
+          <w:tcPr>
+            <w:tcW w:w="1300" w:type="dxa"/>
+            <w:tcBorders>
+              <w:left w:val="single" w:sz="4" w:space="0" w:color="000000"/>
+              <w:bottom w:val="single" w:sz="4" w:space="0" w:color="000000"/>
+            </w:tcBorders>
+          </w:tcPr>
+          <w:p>
+            <w:pPr>
+              <w:pStyle w:val="user5"/>
+              <w:widowControl w:val="0"/>
+              <w:spacing w:line="283" w:lineRule="atLeast"/>
+              <w:jc w:val="center"/>
+              <w:rPr>
+                <w:rFonts w:ascii="Times New Roman" w:hAnsi="Times New Roman" w:cs="Times New Roman"/>
+                <w:lang w:val="ru-RU"/>
+              </w:rPr>
+            </w:pPr>
+            <w:r>
+              <w:rPr>
+                <w:rFonts w:ascii="Times New Roman" w:hAnsi="Times New Roman" w:cs="Times New Roman"/>
+              </w:rPr>
+              <w:t>2</w:t>
+            </w:r>
+            <w:r>
+              <w:rPr>
+                <w:rFonts w:ascii="Times New Roman" w:hAnsi="Times New Roman" w:cs="Times New Roman"/>
+                <w:lang w:val="ru-RU"/>
+              </w:rPr>
+              <w:t>9</w:t>
+            </w:r>
+            <w:r>
+              <w:rPr>
+                <w:rFonts w:ascii="Times New Roman" w:hAnsi="Times New Roman" w:cs="Times New Roman"/>
+                <w:lang w:val="ru-RU"/>
+              </w:rPr>
+              <w:t>.04.2026</w:t>
+            </w:r>
+          </w:p>
+        </w:tc>
+        <w:tc>
+          <w:tcPr>
+            <w:tcW w:w="1477" w:type="dxa"/>
+            <w:tcBorders>
+              <w:left w:val="single" w:sz="4" w:space="0" w:color="000000"/>
+              <w:bottom w:val="single" w:sz="4" w:space="0" w:color="000000"/>
+              <w:right w:val="single" w:sz="4" w:space="0" w:color="000000"/>
+            </w:tcBorders>
+            <w:vAlign w:val="center"/>
+          </w:tcPr>
+          <w:p>
+            <w:pPr>
+              <w:pStyle w:val="user5"/>
+              <w:widowControl w:val="0"/>
+              <w:spacing w:line="283" w:lineRule="atLeast"/>
+              <w:jc w:val="center"/>
+              <w:rPr>
+                <w:rFonts w:ascii="Segoe UI Emoji" w:hAnsi="Segoe UI Emoji" w:cs="Segoe UI Emoji"/>
+                <w:color w:val="000000"/>
+                <w:lang w:val="ru-RU"/>
+              </w:rPr>
+            </w:pPr>
+          </w:p>
+        </w:tc>
+      </w:tr>
+      <w:tr>
+        <w:trPr>
+          <w:cantSplit/>
+          <w:trHeight w:val="100"/>
+        </w:trPr>
+        <w:tc>
+          <w:tcPr>
+            <w:tcW w:w="563" w:type="dxa"/>
+            <w:tcBorders>
+              <w:left w:val="single" w:sz="4" w:space="0" w:color="000000"/>
+              <w:bottom w:val="single" w:sz="4" w:space="0" w:color="000000"/>
+            </w:tcBorders>
+          </w:tcPr>
+          <w:p>
+            <w:pPr>
+              <w:pStyle w:val="user5"/>
+              <w:widowControl w:val="0"/>
+              <w:spacing w:line="283" w:lineRule="atLeast"/>
+              <w:jc w:val="center"/>
+              <w:rPr>
+                <w:rFonts w:ascii="Times New Roman" w:hAnsi="Times New Roman" w:cs="Times New Roman"/>
+                <w:color w:val="000000"/>
+                <w:lang w:val="ru-RU"/>
+              </w:rPr>
+            </w:pPr>
+            <w:r>
+              <w:rPr>
+                <w:rFonts w:ascii="Times New Roman" w:hAnsi="Times New Roman" w:cs="Times New Roman"/>
+                <w:color w:val="000000"/>
+                <w:lang w:val="ru-RU"/>
+              </w:rPr>
+              <w:t>5.</w:t>
+            </w:r>
+            <w:r>
+              <w:rPr>
+                <w:rFonts w:ascii="Times New Roman" w:hAnsi="Times New Roman" w:cs="Times New Roman"/>
+                <w:color w:val="000000"/>
+                <w:lang w:val="ru-RU"/>
+              </w:rPr>
+              <w:t>3</w:t>
+            </w:r>
+          </w:p>
+        </w:tc>
+        <w:tc>
+          <w:tcPr>
+            <w:tcW w:w="5386" w:type="dxa"/>
+            <w:tcBorders>
+              <w:left w:val="single" w:sz="4" w:space="0" w:color="000000"/>
+              <w:bottom w:val="single" w:sz="4" w:space="0" w:color="000000"/>
+            </w:tcBorders>
+          </w:tcPr>
+          <w:p>
+            <w:pPr>
+              <w:pStyle w:val="Standard"/>
+              <w:widowControl w:val="0"/>
+              <w:spacing w:line="283" w:lineRule="atLeast"/>
+              <w:rPr>
+                <w:rFonts w:ascii="Times New Roman" w:hAnsi="Times New Roman" w:cs="Times New Roman"/>
+                <w:color w:val="000000"/>
+                <w:lang w:val="ru-RU"/>
+              </w:rPr>
+            </w:pPr>
+            <w:r>
+              <w:rPr>
+                <w:rFonts w:ascii="Times New Roman" w:hAnsi="Times New Roman" w:cs="Times New Roman"/>
+                <w:color w:val="000000"/>
+                <w:lang w:val="ru-RU"/>
+              </w:rPr>
+              <w:t>Разработка</w:t>
+            </w:r>
+            <w:r>
+              <w:rPr>
+                <w:rFonts w:ascii="Times New Roman" w:hAnsi="Times New Roman" w:cs="Times New Roman"/>
+                <w:color w:val="000000"/>
+                <w:lang w:val="ru-RU"/>
+              </w:rPr>
+              <w:t xml:space="preserve"> отчёта -</w:t>
+            </w:r>
+            <w:r>
+              <w:rPr>
+                <w:rFonts w:ascii="Times New Roman" w:hAnsi="Times New Roman" w:cs="Times New Roman"/>
+                <w:color w:val="000000"/>
+                <w:lang w:val="ru-RU"/>
+              </w:rPr>
+              <w:t xml:space="preserve"> </w:t>
+            </w:r>
+            <w:r>
+              <w:rPr>
+                <w:rFonts w:ascii="Times New Roman" w:hAnsi="Times New Roman" w:cs="Times New Roman"/>
+                <w:color w:val="000000"/>
+                <w:lang w:val="ru-RU"/>
+              </w:rPr>
+              <w:t>скрипта и шаблона</w:t>
+            </w:r>
+          </w:p>
+          <w:p>
+            <w:pPr>
+              <w:pStyle w:val="Standard"/>
+              <w:widowControl w:val="0"/>
+              <w:numPr>
+                <w:ilvl w:val="0"/>
+                <w:numId w:val="10"/>
+              </w:numPr>
+              <w:spacing w:line="283" w:lineRule="atLeast"/>
+              <w:rPr>
+                <w:rFonts w:ascii="Times New Roman" w:hAnsi="Times New Roman" w:cs="Times New Roman"/>
+                <w:color w:val="000000"/>
+                <w:lang w:val="ru-RU"/>
+              </w:rPr>
+            </w:pPr>
+            <w:r>
+              <w:rPr>
+                <w:rFonts w:ascii="Times New Roman" w:hAnsi="Times New Roman" w:cs="Times New Roman"/>
+                <w:color w:val="000000"/>
+                <w:lang w:val="ru-RU"/>
+              </w:rPr>
+              <w:t>Тестовый отчет – Состав динамической структуры</w:t>
+            </w:r>
+            <w:r>
+              <w:rPr>
+                <w:rFonts w:ascii="Times New Roman" w:hAnsi="Times New Roman" w:cs="Times New Roman"/>
+                <w:color w:val="000000"/>
+                <w:lang w:val="ru-RU"/>
+              </w:rPr>
+              <w:br/>
+              <w:t>(</w:t>
+            </w:r>
+            <w:hyperlink r:id="rId31">
               <w:r>
                 <w:rPr>
                   <w:rStyle w:val="a5"/>
@@ -10515,14 +10810,35 @@
               <w:rPr>
                 <w:rFonts w:ascii="Times New Roman" w:hAnsi="Times New Roman" w:cs="Times New Roman"/>
               </w:rPr>
-              <w:t>20</w:t>
-            </w:r>
-            <w:r>
-              <w:rPr>
-                <w:rFonts w:ascii="Times New Roman" w:hAnsi="Times New Roman" w:cs="Times New Roman"/>
-                <w:lang w:val="ru-RU"/>
-              </w:rPr>
-              <w:t>.04.2026</w:t>
+              <w:t>0</w:t>
+            </w:r>
+            <w:r>
+              <w:rPr>
+                <w:rFonts w:ascii="Times New Roman" w:hAnsi="Times New Roman" w:cs="Times New Roman"/>
+                <w:lang w:val="ru-RU"/>
+              </w:rPr>
+              <w:t>4</w:t>
+            </w:r>
+            <w:r>
+              <w:rPr>
+                <w:rFonts w:ascii="Times New Roman" w:hAnsi="Times New Roman" w:cs="Times New Roman"/>
+                <w:lang w:val="ru-RU"/>
+              </w:rPr>
+              <w:t>.0</w:t>
+            </w:r>
+            <w:r>
+              <w:rPr>
+                <w:rFonts w:ascii="Times New Roman" w:hAnsi="Times New Roman" w:cs="Times New Roman"/>
+                <w:lang w:val="ru-RU"/>
+              </w:rPr>
+              <w:t>5</w:t>
+            </w:r>
+            <w:r>
+              <w:rPr>
+                <w:rFonts w:ascii="Times New Roman" w:hAnsi="Times New Roman" w:cs="Times New Roman"/>
+                <w:lang w:val="ru-RU"/>
+              </w:rPr>
+              <w:t>.2026</w:t>
             </w:r>
           </w:p>
         </w:tc>
@@ -10582,7 +10898,15 @@
                 <w:color w:val="000000"/>
                 <w:lang w:val="ru-RU"/>
               </w:rPr>
-              <w:t>5.3</w:t>
+              <w:t>5.</w:t>
+            </w:r>
+            <w:r>
+              <w:rPr>
+                <w:rFonts w:ascii="Times New Roman" w:hAnsi="Times New Roman" w:cs="Times New Roman"/>
+                <w:color w:val="000000"/>
+                <w:lang w:val="ru-RU"/>
+              </w:rPr>
+              <w:t>4</w:t>
             </w:r>
           </w:p>
         </w:tc>
@@ -10646,7 +10970,7 @@
               <w:br/>
               <w:t>(</w:t>
             </w:r>
-            <w:hyperlink r:id="rId31">
+            <w:hyperlink r:id="rId32">
               <w:r>
                 <w:rPr>
                   <w:rStyle w:val="a5"/>
@@ -10739,15 +11063,30 @@
             <w:r>
               <w:rPr>
                 <w:rFonts w:ascii="Times New Roman" w:hAnsi="Times New Roman" w:cs="Times New Roman"/>
-              </w:rPr>
-              <w:t>22</w:t>
-            </w:r>
-            <w:r>
-              <w:rPr>
-                <w:rFonts w:ascii="Times New Roman" w:hAnsi="Times New Roman" w:cs="Times New Roman"/>
-                <w:lang w:val="ru-RU"/>
-              </w:rPr>
-              <w:t>.04.2026</w:t>
+                <w:lang w:val="ru-RU"/>
+              </w:rPr>
+              <w:t>06</w:t>
+            </w:r>
+            <w:r>
+              <w:rPr>
+                <w:rFonts w:ascii="Times New Roman" w:hAnsi="Times New Roman" w:cs="Times New Roman"/>
+                <w:lang w:val="ru-RU"/>
+              </w:rPr>
+              <w:t>.0</w:t>
+            </w:r>
+            <w:r>
+              <w:rPr>
+                <w:rFonts w:ascii="Times New Roman" w:hAnsi="Times New Roman" w:cs="Times New Roman"/>
+                <w:lang w:val="ru-RU"/>
+              </w:rPr>
+              <w:t>5</w:t>
+            </w:r>
+            <w:r>
+              <w:rPr>
+                <w:rFonts w:ascii="Times New Roman" w:hAnsi="Times New Roman" w:cs="Times New Roman"/>
+                <w:lang w:val="ru-RU"/>
+              </w:rPr>
+              <w:t>.2026</w:t>
             </w:r>
           </w:p>
         </w:tc>
@@ -10807,7 +11146,7 @@
                 <w:color w:val="000000"/>
                 <w:lang w:val="ru-RU"/>
               </w:rPr>
-              <w:t>5.4</w:t>
+              <w:t>5.5</w:t>
             </w:r>
           </w:p>
         </w:tc>
@@ -10836,78 +11175,30 @@
                 <w:color w:val="000000"/>
                 <w:lang w:val="ru-RU"/>
               </w:rPr>
-              <w:t>Разработка отчёта - скрипта и шаблона</w:t>
-            </w:r>
-          </w:p>
-          <w:p>
-            <w:pPr>
-              <w:pStyle w:val="Standard"/>
-              <w:widowControl w:val="0"/>
-              <w:numPr>
-                <w:ilvl w:val="0"/>
-                <w:numId w:val="10"/>
-              </w:numPr>
+              <w:t>Обсуждение результатов этапа</w:t>
+            </w:r>
+          </w:p>
+          <w:p>
+            <w:pPr>
+              <w:pStyle w:val="4"/>
               <w:spacing w:line="283" w:lineRule="atLeast"/>
-              <w:rPr>
-                <w:rFonts w:ascii="Times New Roman" w:hAnsi="Times New Roman" w:cs="Times New Roman"/>
-                <w:color w:val="000000"/>
-                <w:lang w:val="ru-RU"/>
-              </w:rPr>
-            </w:pPr>
-            <w:r>
-              <w:rPr>
-                <w:rFonts w:ascii="Times New Roman" w:hAnsi="Times New Roman" w:cs="Times New Roman"/>
-                <w:color w:val="000000"/>
-                <w:lang w:val="ru-RU"/>
-              </w:rPr>
-              <w:t>Тестовый отчет – Ведомость покупных изделий</w:t>
-            </w:r>
-            <w:r>
-              <w:rPr>
-                <w:rFonts w:ascii="Times New Roman" w:hAnsi="Times New Roman" w:cs="Times New Roman"/>
-                <w:color w:val="000000"/>
-                <w:lang w:val="ru-RU"/>
-              </w:rPr>
-              <w:br/>
-              <w:t>(</w:t>
-            </w:r>
-            <w:hyperlink r:id="rId32">
-              <w:r>
-                <w:rPr>
-                  <w:rStyle w:val="a5"/>
-                  <w:rFonts w:ascii="Times New Roman" w:hAnsi="Times New Roman" w:cs="Times New Roman"/>
-                  <w:lang w:val="ru-RU"/>
-                </w:rPr>
-                <w:t>https://jira.ascon.ru/browse/PLM-25442</w:t>
-              </w:r>
-            </w:hyperlink>
-            <w:r>
-              <w:rPr>
-                <w:rFonts w:ascii="Times New Roman" w:hAnsi="Times New Roman" w:cs="Times New Roman"/>
-                <w:color w:val="000000"/>
-                <w:lang w:val="ru-RU"/>
-              </w:rPr>
-              <w:t>)</w:t>
-            </w:r>
-          </w:p>
-          <w:p>
-            <w:pPr>
-              <w:pStyle w:val="Standard"/>
-              <w:widowControl w:val="0"/>
-              <w:spacing w:line="283" w:lineRule="atLeast"/>
-              <w:rPr>
-                <w:rFonts w:ascii="Times New Roman" w:hAnsi="Times New Roman" w:cs="Times New Roman"/>
-                <w:color w:val="000000"/>
-                <w:lang w:val="ru-RU"/>
-              </w:rPr>
-            </w:pPr>
-            <w:r>
-              <w:rPr>
-                <w:rFonts w:ascii="Times New Roman" w:hAnsi="Times New Roman" w:cs="Times New Roman"/>
-                <w:color w:val="000000"/>
-                <w:lang w:val="ru-RU"/>
-              </w:rPr>
-              <w:t>Ответственный: Жуков, Медведчиков</w:t>
+              <w:jc w:val="left"/>
+              <w:rPr>
+                <w:rFonts w:ascii="Times New Roman" w:hAnsi="Times New Roman" w:cs="Times New Roman"/>
+                <w:b w:val="0"/>
+                <w:sz w:val="24"/>
+                <w:lang w:val="ru-RU"/>
+              </w:rPr>
+            </w:pPr>
+            <w:r>
+              <w:rPr>
+                <w:rFonts w:ascii="Times New Roman" w:hAnsi="Times New Roman" w:cs="Times New Roman"/>
+                <w:b w:val="0"/>
+                <w:color w:val="000000"/>
+                <w:sz w:val="24"/>
+                <w:lang w:val="ru-RU"/>
+              </w:rPr>
+              <w:t>Ответственный — Жуков</w:t>
             </w:r>
           </w:p>
         </w:tc>
@@ -10934,11 +11225,9 @@
             <w:r>
               <w:rPr>
                 <w:rFonts w:ascii="Times New Roman" w:hAnsi="Times New Roman" w:cs="Times New Roman"/>
-                <w:color w:val="000000"/>
-                <w:sz w:val="22"/>
-                <w:lang w:val="ru-RU"/>
-              </w:rPr>
-              <w:t>Отчёт разработан, демо проведено, отчёт передан аналитикам</w:t>
+                <w:lang w:val="ru-RU"/>
+              </w:rPr>
+              <w:t>Получена обратная связь обеими сторонами</w:t>
             </w:r>
           </w:p>
         </w:tc>
@@ -10972,21 +11261,21 @@
               <w:rPr>
                 <w:rFonts w:ascii="Times New Roman" w:hAnsi="Times New Roman" w:cs="Times New Roman"/>
               </w:rPr>
-              <w:t>6</w:t>
-            </w:r>
-            <w:r>
-              <w:rPr>
-                <w:rFonts w:ascii="Times New Roman" w:hAnsi="Times New Roman" w:cs="Times New Roman"/>
-                <w:lang w:val="ru-RU"/>
-              </w:rPr>
-              <w:t>.</w:t>
-            </w:r>
-            <w:r>
-              <w:rPr>
-                <w:rFonts w:ascii="Times New Roman" w:hAnsi="Times New Roman" w:cs="Times New Roman"/>
-                <w:lang w:val="ru-RU"/>
-              </w:rPr>
-              <w:t>05</w:t>
+              <w:t>7</w:t>
+            </w:r>
+            <w:r>
+              <w:rPr>
+                <w:rFonts w:ascii="Times New Roman" w:hAnsi="Times New Roman" w:cs="Times New Roman"/>
+                <w:lang w:val="ru-RU"/>
+              </w:rPr>
+              <w:t>.0</w:t>
+            </w:r>
+            <w:r>
+              <w:rPr>
+                <w:rFonts w:ascii="Times New Roman" w:hAnsi="Times New Roman" w:cs="Times New Roman"/>
+                <w:lang w:val="ru-RU"/>
+              </w:rPr>
+              <w:t>5</w:t>
             </w:r>
             <w:r>
               <w:rPr>
@@ -11053,7 +11342,7 @@
                 <w:color w:val="000000"/>
                 <w:lang w:val="ru-RU"/>
               </w:rPr>
-              <w:t>5.5</w:t>
+              <w:t>5.6</w:t>
             </w:r>
           </w:p>
         </w:tc>
@@ -11082,7 +11371,7 @@
                 <w:color w:val="000000"/>
                 <w:lang w:val="ru-RU"/>
               </w:rPr>
-              <w:t>Обсуждение результатов этапа</w:t>
+              <w:t>Финальное собеседование</w:t>
             </w:r>
           </w:p>
           <w:p>
@@ -11099,13 +11388,11 @@
             </w:pPr>
             <w:r>
               <w:rPr>
-                <w:rFonts w:ascii="Times New Roman" w:hAnsi="Times New Roman" w:cs="Times New Roman"/>
-                <w:b w:val="0"/>
-                <w:color w:val="000000"/>
-                <w:sz w:val="24"/>
-                <w:lang w:val="ru-RU"/>
-              </w:rPr>
-              <w:t>Ответственный — Жуков</w:t>
+                <w:b w:val="0"/>
+                <w:sz w:val="24"/>
+                <w:lang w:val="ru-RU"/>
+              </w:rPr>
+              <w:t>Ответственный — Жуков, Крешихина, Алексеев</w:t>
             </w:r>
           </w:p>
         </w:tc>
@@ -11124,6 +11411,24 @@
               <w:spacing w:line="283" w:lineRule="atLeast"/>
               <w:rPr>
                 <w:rFonts w:ascii="Times New Roman" w:hAnsi="Times New Roman" w:cs="Times New Roman"/>
+                <w:lang w:val="ru-RU"/>
+              </w:rPr>
+            </w:pPr>
+            <w:r>
+              <w:rPr>
+                <w:rFonts w:ascii="Times New Roman" w:hAnsi="Times New Roman" w:cs="Times New Roman"/>
+                <w:lang w:val="ru-RU"/>
+              </w:rPr>
+              <w:t>Итоги программы адаптации подведены.</w:t>
+            </w:r>
+          </w:p>
+          <w:p>
+            <w:pPr>
+              <w:pStyle w:val="user5"/>
+              <w:widowControl w:val="0"/>
+              <w:spacing w:line="283" w:lineRule="atLeast"/>
+              <w:rPr>
+                <w:rFonts w:ascii="Times New Roman" w:hAnsi="Times New Roman" w:cs="Times New Roman"/>
                 <w:color w:val="000000"/>
                 <w:sz w:val="22"/>
                 <w:lang w:val="ru-RU"/>
@@ -11134,7 +11439,7 @@
                 <w:rFonts w:ascii="Times New Roman" w:hAnsi="Times New Roman" w:cs="Times New Roman"/>
                 <w:lang w:val="ru-RU"/>
               </w:rPr>
-              <w:t>Получена обратная связь обеими сторонами</w:t>
+              <w:t>Принято итоговое решение по найму сотрудника.</w:t>
             </w:r>
           </w:p>
         </w:tc>
@@ -11168,7 +11473,7 @@
               <w:rPr>
                 <w:rFonts w:ascii="Times New Roman" w:hAnsi="Times New Roman" w:cs="Times New Roman"/>
               </w:rPr>
-              <w:t>7</w:t>
+              <w:t>8</w:t>
             </w:r>
             <w:r>
               <w:rPr>
@@ -11218,221 +11523,17 @@
           </w:p>
         </w:tc>
       </w:tr>
-      <w:tr>
-        <w:trPr>
-          <w:cantSplit/>
-          <w:trHeight w:val="100"/>
-        </w:trPr>
-        <w:tc>
-          <w:tcPr>
-            <w:tcW w:w="563" w:type="dxa"/>
-            <w:tcBorders>
-              <w:left w:val="single" w:sz="4" w:space="0" w:color="000000"/>
-              <w:bottom w:val="single" w:sz="4" w:space="0" w:color="000000"/>
-            </w:tcBorders>
-          </w:tcPr>
-          <w:p>
-            <w:pPr>
-              <w:pStyle w:val="user5"/>
-              <w:widowControl w:val="0"/>
-              <w:spacing w:line="283" w:lineRule="atLeast"/>
-              <w:jc w:val="center"/>
-              <w:rPr>
-                <w:rFonts w:ascii="Times New Roman" w:hAnsi="Times New Roman" w:cs="Times New Roman"/>
-                <w:color w:val="000000"/>
-                <w:lang w:val="ru-RU"/>
-              </w:rPr>
-            </w:pPr>
-            <w:r>
-              <w:rPr>
-                <w:rFonts w:ascii="Times New Roman" w:hAnsi="Times New Roman" w:cs="Times New Roman"/>
-                <w:color w:val="000000"/>
-                <w:lang w:val="ru-RU"/>
-              </w:rPr>
-              <w:t>5.6</w:t>
-            </w:r>
-          </w:p>
-        </w:tc>
-        <w:tc>
-          <w:tcPr>
-            <w:tcW w:w="5386" w:type="dxa"/>
-            <w:tcBorders>
-              <w:left w:val="single" w:sz="4" w:space="0" w:color="000000"/>
-              <w:bottom w:val="single" w:sz="4" w:space="0" w:color="000000"/>
-            </w:tcBorders>
-          </w:tcPr>
-          <w:p>
-            <w:pPr>
-              <w:pStyle w:val="Standard"/>
-              <w:widowControl w:val="0"/>
-              <w:spacing w:line="283" w:lineRule="atLeast"/>
-              <w:rPr>
-                <w:rFonts w:ascii="Times New Roman" w:hAnsi="Times New Roman" w:cs="Times New Roman"/>
-                <w:color w:val="000000"/>
-                <w:lang w:val="ru-RU"/>
-              </w:rPr>
-            </w:pPr>
-            <w:r>
-              <w:rPr>
-                <w:rFonts w:ascii="Times New Roman" w:hAnsi="Times New Roman" w:cs="Times New Roman"/>
-                <w:color w:val="000000"/>
-                <w:lang w:val="ru-RU"/>
-              </w:rPr>
-              <w:t>Финальное собеседование</w:t>
-            </w:r>
-          </w:p>
-          <w:p>
-            <w:pPr>
-              <w:pStyle w:val="4"/>
-              <w:spacing w:line="283" w:lineRule="atLeast"/>
-              <w:jc w:val="left"/>
-              <w:rPr>
-                <w:rFonts w:ascii="Times New Roman" w:hAnsi="Times New Roman" w:cs="Times New Roman"/>
-                <w:b w:val="0"/>
-                <w:sz w:val="24"/>
-                <w:lang w:val="ru-RU"/>
-              </w:rPr>
-            </w:pPr>
-            <w:r>
-              <w:rPr>
-                <w:b w:val="0"/>
-                <w:sz w:val="24"/>
-                <w:lang w:val="ru-RU"/>
-              </w:rPr>
-              <w:t>Ответственный — Жуков, Крешихина, Алексеев</w:t>
-            </w:r>
-          </w:p>
-        </w:tc>
-        <w:tc>
-          <w:tcPr>
-            <w:tcW w:w="1819" w:type="dxa"/>
-            <w:tcBorders>
-              <w:left w:val="single" w:sz="4" w:space="0" w:color="000000"/>
-              <w:bottom w:val="single" w:sz="4" w:space="0" w:color="000000"/>
-            </w:tcBorders>
-          </w:tcPr>
-          <w:p>
-            <w:pPr>
-              <w:pStyle w:val="user5"/>
-              <w:widowControl w:val="0"/>
-              <w:spacing w:line="283" w:lineRule="atLeast"/>
-              <w:rPr>
-                <w:rFonts w:ascii="Times New Roman" w:hAnsi="Times New Roman" w:cs="Times New Roman"/>
-                <w:lang w:val="ru-RU"/>
-              </w:rPr>
-            </w:pPr>
-            <w:r>
-              <w:rPr>
-                <w:rFonts w:ascii="Times New Roman" w:hAnsi="Times New Roman" w:cs="Times New Roman"/>
-                <w:lang w:val="ru-RU"/>
-              </w:rPr>
-              <w:t>Итоги программы адаптации подведены.</w:t>
-            </w:r>
-          </w:p>
-          <w:p>
-            <w:pPr>
-              <w:pStyle w:val="user5"/>
-              <w:widowControl w:val="0"/>
-              <w:spacing w:line="283" w:lineRule="atLeast"/>
-              <w:rPr>
-                <w:rFonts w:ascii="Times New Roman" w:hAnsi="Times New Roman" w:cs="Times New Roman"/>
-                <w:color w:val="000000"/>
-                <w:sz w:val="22"/>
-                <w:lang w:val="ru-RU"/>
-              </w:rPr>
-            </w:pPr>
-            <w:r>
-              <w:rPr>
-                <w:rFonts w:ascii="Times New Roman" w:hAnsi="Times New Roman" w:cs="Times New Roman"/>
-                <w:lang w:val="ru-RU"/>
-              </w:rPr>
-              <w:t>Принято итоговое решение по найму сотрудника.</w:t>
-            </w:r>
-          </w:p>
-        </w:tc>
-        <w:tc>
-          <w:tcPr>
-            <w:tcW w:w="1300" w:type="dxa"/>
-            <w:tcBorders>
-              <w:left w:val="single" w:sz="4" w:space="0" w:color="000000"/>
-              <w:bottom w:val="single" w:sz="4" w:space="0" w:color="000000"/>
-            </w:tcBorders>
-          </w:tcPr>
-          <w:p>
-            <w:pPr>
-              <w:pStyle w:val="user5"/>
-              <w:widowControl w:val="0"/>
-              <w:spacing w:line="283" w:lineRule="atLeast"/>
-              <w:jc w:val="center"/>
-              <w:rPr>
-                <w:rFonts w:ascii="Times New Roman" w:hAnsi="Times New Roman" w:cs="Times New Roman"/>
-                <w:lang w:val="ru-RU"/>
-              </w:rPr>
-            </w:pPr>
-            <w:r>
-              <w:rPr>
-                <w:rFonts w:ascii="Times New Roman" w:hAnsi="Times New Roman" w:cs="Times New Roman"/>
-                <w:lang w:val="ru-RU"/>
-              </w:rPr>
-              <w:t>0</w:t>
-            </w:r>
-            <w:r>
-              <w:rPr>
-                <w:rFonts w:ascii="Times New Roman" w:hAnsi="Times New Roman" w:cs="Times New Roman"/>
-              </w:rPr>
-              <w:t>8</w:t>
-            </w:r>
-            <w:bookmarkStart w:id="0" w:name="_GoBack"/>
-            <w:bookmarkEnd w:id="0"/>
-            <w:r>
-              <w:rPr>
-                <w:rFonts w:ascii="Times New Roman" w:hAnsi="Times New Roman" w:cs="Times New Roman"/>
-                <w:lang w:val="ru-RU"/>
-              </w:rPr>
-              <w:t>.0</w:t>
-            </w:r>
-            <w:r>
-              <w:rPr>
-                <w:rFonts w:ascii="Times New Roman" w:hAnsi="Times New Roman" w:cs="Times New Roman"/>
-                <w:lang w:val="ru-RU"/>
-              </w:rPr>
-              <w:t>5</w:t>
-            </w:r>
-            <w:r>
-              <w:rPr>
-                <w:rFonts w:ascii="Times New Roman" w:hAnsi="Times New Roman" w:cs="Times New Roman"/>
-                <w:lang w:val="ru-RU"/>
-              </w:rPr>
-              <w:t>.2026</w:t>
-            </w:r>
-          </w:p>
-        </w:tc>
-        <w:tc>
-          <w:tcPr>
-            <w:tcW w:w="1477" w:type="dxa"/>
-            <w:tcBorders>
-              <w:left w:val="single" w:sz="4" w:space="0" w:color="000000"/>
-              <w:bottom w:val="single" w:sz="4" w:space="0" w:color="000000"/>
-              <w:right w:val="single" w:sz="4" w:space="0" w:color="000000"/>
-            </w:tcBorders>
-            <w:vAlign w:val="center"/>
-          </w:tcPr>
-          <w:p>
-            <w:pPr>
-              <w:pStyle w:val="user5"/>
-              <w:widowControl w:val="0"/>
-              <w:spacing w:line="283" w:lineRule="atLeast"/>
-              <w:jc w:val="center"/>
-              <w:rPr>
-                <w:rFonts w:ascii="Times New Roman" w:hAnsi="Times New Roman" w:cs="Times New Roman"/>
-                <w:color w:val="000000"/>
-                <w:lang w:val="ru-RU"/>
-              </w:rPr>
-            </w:pPr>
-          </w:p>
-        </w:tc>
-      </w:tr>
     </w:tbl>
+    <w:p>
+      <w:pPr>
+        <w:pStyle w:val="Standard"/>
+        <w:spacing w:after="113" w:line="276" w:lineRule="auto"/>
+        <w:rPr>
+          <w:rFonts w:ascii="Times New Roman" w:hAnsi="Times New Roman" w:cs="Times New Roman"/>
+          <w:lang w:val="ru-RU"/>
+        </w:rPr>
+      </w:pPr>
+    </w:p>
     <w:p>
       <w:pPr>
         <w:pStyle w:val="Standard"/>
@@ -16240,7 +16341,7 @@
 </file>
 
 <file path=customXml/itemProps1.xml><?xml version="1.0" encoding="utf-8"?>
-<ds:datastoreItem xmlns:ds="http://schemas.openxmlformats.org/officeDocument/2006/customXml" ds:itemID="{CFF3E38C-B8C8-4903-B648-F24CD74DC845}">
+<ds:datastoreItem xmlns:ds="http://schemas.openxmlformats.org/officeDocument/2006/customXml" ds:itemID="{CBE540C9-FD77-4B5E-8230-1FAAF64918B1}">
   <ds:schemaRefs>
     <ds:schemaRef ds:uri="http://schemas.openxmlformats.org/officeDocument/2006/bibliography"/>
   </ds:schemaRefs>

--- a/Программы адаптации сотрудников/Плотников Евгений - программа адаптации.docx
+++ b/Программы адаптации сотрудников/Плотников Евгений - программа адаптации.docx
@@ -7989,6 +7989,13 @@
                 <w:lang w:val="ru-RU"/>
               </w:rPr>
             </w:pPr>
+            <w:r>
+              <w:rPr>
+                <w:rFonts w:ascii="Segoe UI Emoji" w:hAnsi="Segoe UI Emoji" w:cs="Segoe UI Emoji"/>
+                <w:color w:val="000000"/>
+              </w:rPr>
+              <w:t>✔️</w:t>
+            </w:r>
           </w:p>
         </w:tc>
       </w:tr>
@@ -9558,8 +9565,6 @@
               </w:rPr>
               <w:t>16</w:t>
             </w:r>
-            <w:bookmarkStart w:id="0" w:name="_GoBack"/>
-            <w:bookmarkEnd w:id="0"/>
             <w:r>
               <w:rPr>
                 <w:rFonts w:ascii="Times New Roman" w:hAnsi="Times New Roman" w:cs="Times New Roman"/>
@@ -9605,6 +9610,13 @@
                 <w:lang w:val="ru-RU"/>
               </w:rPr>
             </w:pPr>
+            <w:r>
+              <w:rPr>
+                <w:rFonts w:ascii="Segoe UI Emoji" w:hAnsi="Segoe UI Emoji" w:cs="Segoe UI Emoji"/>
+                <w:color w:val="000000"/>
+              </w:rPr>
+              <w:t>✔️</w:t>
+            </w:r>
           </w:p>
         </w:tc>
       </w:tr>
@@ -10376,14 +10388,12 @@
               <w:rPr>
                 <w:rFonts w:ascii="Times New Roman" w:hAnsi="Times New Roman" w:cs="Times New Roman"/>
                 <w:color w:val="000000"/>
-                <w:lang w:val="ru-RU"/>
-              </w:rPr>
-            </w:pPr>
-            <w:r>
-              <w:rPr>
-                <w:rFonts w:ascii="Times New Roman" w:hAnsi="Times New Roman" w:cs="Times New Roman"/>
-                <w:color w:val="000000"/>
-                <w:lang w:val="ru-RU"/>
+              </w:rPr>
+            </w:pPr>
+            <w:r>
+              <w:rPr>
+                <w:rFonts w:ascii="Times New Roman" w:hAnsi="Times New Roman" w:cs="Times New Roman"/>
+                <w:color w:val="000000"/>
               </w:rPr>
               <w:t>5.2</w:t>
             </w:r>
@@ -10438,7 +10448,7 @@
                 <w:color w:val="000000"/>
                 <w:lang w:val="ru-RU"/>
               </w:rPr>
-              <w:t>Тестовый отчет – Ведомость покупных изделий</w:t>
+              <w:t>Тестовый отчет – Состав динамической структуры</w:t>
             </w:r>
             <w:r>
               <w:rPr>
@@ -10450,6 +10460,457 @@
               <w:t>(</w:t>
             </w:r>
             <w:hyperlink r:id="rId30">
+              <w:r>
+                <w:rPr>
+                  <w:rStyle w:val="a5"/>
+                  <w:rFonts w:ascii="Times New Roman" w:hAnsi="Times New Roman" w:cs="Times New Roman"/>
+                  <w:lang w:val="ru-RU"/>
+                </w:rPr>
+                <w:t>https://jira.ascon.ru/browse/PLM-25439</w:t>
+              </w:r>
+            </w:hyperlink>
+            <w:r>
+              <w:rPr>
+                <w:rFonts w:ascii="Times New Roman" w:hAnsi="Times New Roman" w:cs="Times New Roman"/>
+                <w:color w:val="000000"/>
+                <w:lang w:val="ru-RU"/>
+              </w:rPr>
+              <w:t>)</w:t>
+            </w:r>
+          </w:p>
+          <w:p>
+            <w:pPr>
+              <w:pStyle w:val="4"/>
+              <w:jc w:val="left"/>
+              <w:rPr>
+                <w:rFonts w:ascii="Times New Roman" w:hAnsi="Times New Roman" w:cs="Times New Roman"/>
+                <w:b w:val="0"/>
+                <w:bCs/>
+                <w:sz w:val="24"/>
+                <w:lang w:val="ru-RU"/>
+              </w:rPr>
+            </w:pPr>
+            <w:r>
+              <w:rPr>
+                <w:rFonts w:ascii="Times New Roman" w:hAnsi="Times New Roman" w:cs="Times New Roman"/>
+                <w:b w:val="0"/>
+                <w:bCs/>
+                <w:color w:val="000000"/>
+                <w:lang w:val="ru-RU"/>
+              </w:rPr>
+              <w:t>Ответственный: Жуков, Медведчиков</w:t>
+            </w:r>
+          </w:p>
+        </w:tc>
+        <w:tc>
+          <w:tcPr>
+            <w:tcW w:w="1819" w:type="dxa"/>
+            <w:tcBorders>
+              <w:left w:val="single" w:sz="4" w:space="0" w:color="000000"/>
+              <w:bottom w:val="single" w:sz="4" w:space="0" w:color="000000"/>
+            </w:tcBorders>
+          </w:tcPr>
+          <w:p>
+            <w:pPr>
+              <w:pStyle w:val="4"/>
+              <w:jc w:val="left"/>
+              <w:rPr>
+                <w:rFonts w:ascii="Times New Roman" w:hAnsi="Times New Roman" w:cs="Times New Roman"/>
+                <w:b w:val="0"/>
+                <w:bCs/>
+                <w:lang w:val="ru-RU"/>
+              </w:rPr>
+            </w:pPr>
+            <w:r>
+              <w:rPr>
+                <w:rFonts w:ascii="Times New Roman" w:hAnsi="Times New Roman" w:cs="Times New Roman"/>
+                <w:b w:val="0"/>
+                <w:bCs/>
+                <w:color w:val="000000"/>
+                <w:lang w:val="ru-RU"/>
+              </w:rPr>
+              <w:t>Отчёт разработан, демо проведено, отчёт передан аналитикам</w:t>
+            </w:r>
+          </w:p>
+        </w:tc>
+        <w:tc>
+          <w:tcPr>
+            <w:tcW w:w="1300" w:type="dxa"/>
+            <w:tcBorders>
+              <w:left w:val="single" w:sz="4" w:space="0" w:color="000000"/>
+              <w:bottom w:val="single" w:sz="4" w:space="0" w:color="000000"/>
+            </w:tcBorders>
+          </w:tcPr>
+          <w:p>
+            <w:pPr>
+              <w:pStyle w:val="user5"/>
+              <w:widowControl w:val="0"/>
+              <w:spacing w:line="283" w:lineRule="atLeast"/>
+              <w:jc w:val="center"/>
+              <w:rPr>
+                <w:rFonts w:ascii="Times New Roman" w:hAnsi="Times New Roman" w:cs="Times New Roman"/>
+              </w:rPr>
+            </w:pPr>
+            <w:r>
+              <w:rPr>
+                <w:rFonts w:ascii="Times New Roman" w:hAnsi="Times New Roman" w:cs="Times New Roman"/>
+              </w:rPr>
+              <w:t>28.04.2026</w:t>
+            </w:r>
+          </w:p>
+        </w:tc>
+        <w:tc>
+          <w:tcPr>
+            <w:tcW w:w="1477" w:type="dxa"/>
+            <w:tcBorders>
+              <w:left w:val="single" w:sz="4" w:space="0" w:color="000000"/>
+              <w:bottom w:val="single" w:sz="4" w:space="0" w:color="000000"/>
+              <w:right w:val="single" w:sz="4" w:space="0" w:color="000000"/>
+            </w:tcBorders>
+            <w:vAlign w:val="center"/>
+          </w:tcPr>
+          <w:p>
+            <w:pPr>
+              <w:pStyle w:val="user5"/>
+              <w:widowControl w:val="0"/>
+              <w:spacing w:line="283" w:lineRule="atLeast"/>
+              <w:jc w:val="center"/>
+              <w:rPr>
+                <w:rFonts w:ascii="Segoe UI Emoji" w:hAnsi="Segoe UI Emoji" w:cs="Segoe UI Emoji"/>
+                <w:color w:val="000000"/>
+                <w:lang w:val="ru-RU"/>
+              </w:rPr>
+            </w:pPr>
+            <w:r>
+              <w:rPr>
+                <w:rFonts w:ascii="Segoe UI Emoji" w:hAnsi="Segoe UI Emoji" w:cs="Segoe UI Emoji"/>
+                <w:color w:val="000000"/>
+              </w:rPr>
+              <w:t>✔️</w:t>
+            </w:r>
+            <w:bookmarkStart w:id="0" w:name="_GoBack"/>
+            <w:bookmarkEnd w:id="0"/>
+          </w:p>
+        </w:tc>
+      </w:tr>
+      <w:tr>
+        <w:trPr>
+          <w:cantSplit/>
+          <w:trHeight w:val="100"/>
+        </w:trPr>
+        <w:tc>
+          <w:tcPr>
+            <w:tcW w:w="563" w:type="dxa"/>
+            <w:tcBorders>
+              <w:left w:val="single" w:sz="4" w:space="0" w:color="000000"/>
+              <w:bottom w:val="single" w:sz="4" w:space="0" w:color="000000"/>
+            </w:tcBorders>
+          </w:tcPr>
+          <w:p>
+            <w:pPr>
+              <w:pStyle w:val="user5"/>
+              <w:widowControl w:val="0"/>
+              <w:spacing w:line="283" w:lineRule="atLeast"/>
+              <w:jc w:val="center"/>
+              <w:rPr>
+                <w:rFonts w:ascii="Times New Roman" w:hAnsi="Times New Roman" w:cs="Times New Roman"/>
+                <w:color w:val="000000"/>
+              </w:rPr>
+            </w:pPr>
+            <w:r>
+              <w:rPr>
+                <w:rFonts w:ascii="Times New Roman" w:hAnsi="Times New Roman" w:cs="Times New Roman"/>
+                <w:color w:val="000000"/>
+              </w:rPr>
+              <w:t>5.3</w:t>
+            </w:r>
+          </w:p>
+        </w:tc>
+        <w:tc>
+          <w:tcPr>
+            <w:tcW w:w="5386" w:type="dxa"/>
+            <w:tcBorders>
+              <w:left w:val="single" w:sz="4" w:space="0" w:color="000000"/>
+              <w:bottom w:val="single" w:sz="4" w:space="0" w:color="000000"/>
+            </w:tcBorders>
+          </w:tcPr>
+          <w:p>
+            <w:pPr>
+              <w:pStyle w:val="Standard"/>
+              <w:widowControl w:val="0"/>
+              <w:spacing w:line="283" w:lineRule="atLeast"/>
+              <w:rPr>
+                <w:rFonts w:ascii="Times New Roman" w:hAnsi="Times New Roman" w:cs="Times New Roman"/>
+                <w:color w:val="000000"/>
+                <w:lang w:val="ru-RU"/>
+              </w:rPr>
+            </w:pPr>
+            <w:r>
+              <w:rPr>
+                <w:rFonts w:ascii="Times New Roman" w:hAnsi="Times New Roman" w:cs="Times New Roman"/>
+                <w:color w:val="000000"/>
+                <w:lang w:val="ru-RU"/>
+              </w:rPr>
+              <w:t>Разработка отчёта - скрипта и шаблона</w:t>
+            </w:r>
+          </w:p>
+          <w:p>
+            <w:pPr>
+              <w:pStyle w:val="Standard"/>
+              <w:widowControl w:val="0"/>
+              <w:numPr>
+                <w:ilvl w:val="0"/>
+                <w:numId w:val="10"/>
+              </w:numPr>
+              <w:spacing w:line="283" w:lineRule="atLeast"/>
+              <w:rPr>
+                <w:rFonts w:ascii="Times New Roman" w:hAnsi="Times New Roman" w:cs="Times New Roman"/>
+                <w:color w:val="000000"/>
+                <w:lang w:val="ru-RU"/>
+              </w:rPr>
+            </w:pPr>
+            <w:r>
+              <w:rPr>
+                <w:rFonts w:ascii="Times New Roman" w:hAnsi="Times New Roman" w:cs="Times New Roman"/>
+                <w:color w:val="000000"/>
+                <w:lang w:val="ru-RU"/>
+              </w:rPr>
+              <w:t>Тестовый отчет – Состав подразделения</w:t>
+            </w:r>
+            <w:r>
+              <w:rPr>
+                <w:rFonts w:ascii="Times New Roman" w:hAnsi="Times New Roman" w:cs="Times New Roman"/>
+                <w:color w:val="000000"/>
+                <w:lang w:val="ru-RU"/>
+              </w:rPr>
+              <w:br/>
+              <w:t>(</w:t>
+            </w:r>
+            <w:hyperlink r:id="rId31">
+              <w:r>
+                <w:rPr>
+                  <w:rStyle w:val="a5"/>
+                  <w:rFonts w:ascii="Times New Roman" w:hAnsi="Times New Roman" w:cs="Times New Roman"/>
+                  <w:lang w:val="ru-RU"/>
+                </w:rPr>
+                <w:t>https://jira.ascon.ru/browse/PLM-25441</w:t>
+              </w:r>
+            </w:hyperlink>
+            <w:r>
+              <w:rPr>
+                <w:rFonts w:ascii="Times New Roman" w:hAnsi="Times New Roman" w:cs="Times New Roman"/>
+                <w:color w:val="000000"/>
+                <w:lang w:val="ru-RU"/>
+              </w:rPr>
+              <w:t>)</w:t>
+            </w:r>
+          </w:p>
+          <w:p>
+            <w:pPr>
+              <w:pStyle w:val="Standard"/>
+              <w:widowControl w:val="0"/>
+              <w:spacing w:line="283" w:lineRule="atLeast"/>
+              <w:rPr>
+                <w:rFonts w:ascii="Times New Roman" w:hAnsi="Times New Roman" w:cs="Times New Roman"/>
+                <w:color w:val="000000"/>
+                <w:lang w:val="ru-RU"/>
+              </w:rPr>
+            </w:pPr>
+            <w:r>
+              <w:rPr>
+                <w:rFonts w:ascii="Times New Roman" w:hAnsi="Times New Roman" w:cs="Times New Roman"/>
+                <w:color w:val="000000"/>
+                <w:lang w:val="ru-RU"/>
+              </w:rPr>
+              <w:t>Ответственный: Жуков, Медведчиков</w:t>
+            </w:r>
+          </w:p>
+        </w:tc>
+        <w:tc>
+          <w:tcPr>
+            <w:tcW w:w="1819" w:type="dxa"/>
+            <w:tcBorders>
+              <w:left w:val="single" w:sz="4" w:space="0" w:color="000000"/>
+              <w:bottom w:val="single" w:sz="4" w:space="0" w:color="000000"/>
+            </w:tcBorders>
+          </w:tcPr>
+          <w:p>
+            <w:pPr>
+              <w:pStyle w:val="4"/>
+              <w:jc w:val="left"/>
+              <w:rPr>
+                <w:rFonts w:ascii="Times New Roman" w:hAnsi="Times New Roman" w:cs="Times New Roman"/>
+                <w:b w:val="0"/>
+                <w:bCs/>
+                <w:color w:val="000000"/>
+                <w:lang w:val="ru-RU"/>
+              </w:rPr>
+            </w:pPr>
+            <w:r>
+              <w:rPr>
+                <w:rFonts w:ascii="Times New Roman" w:hAnsi="Times New Roman" w:cs="Times New Roman"/>
+                <w:b w:val="0"/>
+                <w:bCs/>
+                <w:color w:val="000000"/>
+                <w:lang w:val="ru-RU"/>
+              </w:rPr>
+              <w:t>Отчёт разработан, демо проведено, отчёт передан аналитикам</w:t>
+            </w:r>
+          </w:p>
+        </w:tc>
+        <w:tc>
+          <w:tcPr>
+            <w:tcW w:w="1300" w:type="dxa"/>
+            <w:tcBorders>
+              <w:left w:val="single" w:sz="4" w:space="0" w:color="000000"/>
+              <w:bottom w:val="single" w:sz="4" w:space="0" w:color="000000"/>
+            </w:tcBorders>
+          </w:tcPr>
+          <w:p>
+            <w:pPr>
+              <w:pStyle w:val="user5"/>
+              <w:widowControl w:val="0"/>
+              <w:spacing w:line="283" w:lineRule="atLeast"/>
+              <w:jc w:val="center"/>
+              <w:rPr>
+                <w:rFonts w:ascii="Times New Roman" w:hAnsi="Times New Roman" w:cs="Times New Roman"/>
+              </w:rPr>
+            </w:pPr>
+            <w:r>
+              <w:rPr>
+                <w:rFonts w:ascii="Times New Roman" w:hAnsi="Times New Roman" w:cs="Times New Roman"/>
+              </w:rPr>
+              <w:t>30.04.2026</w:t>
+            </w:r>
+          </w:p>
+        </w:tc>
+        <w:tc>
+          <w:tcPr>
+            <w:tcW w:w="1477" w:type="dxa"/>
+            <w:tcBorders>
+              <w:left w:val="single" w:sz="4" w:space="0" w:color="000000"/>
+              <w:bottom w:val="single" w:sz="4" w:space="0" w:color="000000"/>
+              <w:right w:val="single" w:sz="4" w:space="0" w:color="000000"/>
+            </w:tcBorders>
+            <w:vAlign w:val="center"/>
+          </w:tcPr>
+          <w:p>
+            <w:pPr>
+              <w:pStyle w:val="user5"/>
+              <w:widowControl w:val="0"/>
+              <w:spacing w:line="283" w:lineRule="atLeast"/>
+              <w:jc w:val="center"/>
+              <w:rPr>
+                <w:rFonts w:ascii="Segoe UI Emoji" w:hAnsi="Segoe UI Emoji" w:cs="Segoe UI Emoji"/>
+                <w:color w:val="000000"/>
+                <w:lang w:val="ru-RU"/>
+              </w:rPr>
+            </w:pPr>
+          </w:p>
+        </w:tc>
+      </w:tr>
+      <w:tr>
+        <w:trPr>
+          <w:cantSplit/>
+          <w:trHeight w:val="100"/>
+        </w:trPr>
+        <w:tc>
+          <w:tcPr>
+            <w:tcW w:w="563" w:type="dxa"/>
+            <w:tcBorders>
+              <w:left w:val="single" w:sz="4" w:space="0" w:color="000000"/>
+              <w:bottom w:val="single" w:sz="4" w:space="0" w:color="000000"/>
+            </w:tcBorders>
+          </w:tcPr>
+          <w:p>
+            <w:pPr>
+              <w:pStyle w:val="user5"/>
+              <w:widowControl w:val="0"/>
+              <w:spacing w:line="283" w:lineRule="atLeast"/>
+              <w:jc w:val="center"/>
+              <w:rPr>
+                <w:rFonts w:ascii="Times New Roman" w:hAnsi="Times New Roman" w:cs="Times New Roman"/>
+                <w:color w:val="000000"/>
+              </w:rPr>
+            </w:pPr>
+            <w:r>
+              <w:rPr>
+                <w:rFonts w:ascii="Times New Roman" w:hAnsi="Times New Roman" w:cs="Times New Roman"/>
+                <w:color w:val="000000"/>
+                <w:lang w:val="ru-RU"/>
+              </w:rPr>
+              <w:t>5.</w:t>
+            </w:r>
+            <w:r>
+              <w:rPr>
+                <w:rFonts w:ascii="Times New Roman" w:hAnsi="Times New Roman" w:cs="Times New Roman"/>
+                <w:color w:val="000000"/>
+              </w:rPr>
+              <w:t>4</w:t>
+            </w:r>
+          </w:p>
+        </w:tc>
+        <w:tc>
+          <w:tcPr>
+            <w:tcW w:w="5386" w:type="dxa"/>
+            <w:tcBorders>
+              <w:left w:val="single" w:sz="4" w:space="0" w:color="000000"/>
+              <w:bottom w:val="single" w:sz="4" w:space="0" w:color="000000"/>
+            </w:tcBorders>
+          </w:tcPr>
+          <w:p>
+            <w:pPr>
+              <w:pStyle w:val="Standard"/>
+              <w:widowControl w:val="0"/>
+              <w:spacing w:line="283" w:lineRule="atLeast"/>
+              <w:rPr>
+                <w:rFonts w:ascii="Times New Roman" w:hAnsi="Times New Roman" w:cs="Times New Roman"/>
+                <w:color w:val="000000"/>
+                <w:lang w:val="ru-RU"/>
+              </w:rPr>
+            </w:pPr>
+            <w:r>
+              <w:rPr>
+                <w:rFonts w:ascii="Times New Roman" w:hAnsi="Times New Roman" w:cs="Times New Roman"/>
+                <w:color w:val="000000"/>
+                <w:lang w:val="ru-RU"/>
+              </w:rPr>
+              <w:t>Разработка отчёта - скрипта и шаблона</w:t>
+            </w:r>
+          </w:p>
+          <w:p>
+            <w:pPr>
+              <w:pStyle w:val="Standard"/>
+              <w:widowControl w:val="0"/>
+              <w:numPr>
+                <w:ilvl w:val="0"/>
+                <w:numId w:val="10"/>
+              </w:numPr>
+              <w:spacing w:line="283" w:lineRule="atLeast"/>
+              <w:rPr>
+                <w:rFonts w:ascii="Times New Roman" w:hAnsi="Times New Roman" w:cs="Times New Roman"/>
+                <w:color w:val="000000"/>
+                <w:lang w:val="ru-RU"/>
+              </w:rPr>
+            </w:pPr>
+            <w:r>
+              <w:rPr>
+                <w:rFonts w:ascii="Times New Roman" w:hAnsi="Times New Roman" w:cs="Times New Roman"/>
+                <w:color w:val="000000"/>
+                <w:lang w:val="ru-RU"/>
+              </w:rPr>
+              <w:t>Тестовый отчет – Ведомость покупных изделий</w:t>
+            </w:r>
+            <w:r>
+              <w:rPr>
+                <w:rFonts w:ascii="Times New Roman" w:hAnsi="Times New Roman" w:cs="Times New Roman"/>
+                <w:color w:val="000000"/>
+                <w:lang w:val="ru-RU"/>
+              </w:rPr>
+              <w:br/>
+              <w:t>(</w:t>
+            </w:r>
+            <w:hyperlink r:id="rId32">
               <w:r>
                 <w:rPr>
                   <w:rStyle w:val="a5"/>
@@ -10546,21 +11007,27 @@
               <w:rPr>
                 <w:rFonts w:ascii="Times New Roman" w:hAnsi="Times New Roman" w:cs="Times New Roman"/>
               </w:rPr>
-              <w:t>2</w:t>
-            </w:r>
-            <w:r>
-              <w:rPr>
-                <w:rFonts w:ascii="Times New Roman" w:hAnsi="Times New Roman" w:cs="Times New Roman"/>
-                <w:lang w:val="ru-RU"/>
-              </w:rPr>
-              <w:t>9</w:t>
-            </w:r>
-            <w:r>
-              <w:rPr>
-                <w:rFonts w:ascii="Times New Roman" w:hAnsi="Times New Roman" w:cs="Times New Roman"/>
-                <w:lang w:val="ru-RU"/>
-              </w:rPr>
-              <w:t>.04.2026</w:t>
+              <w:t>06</w:t>
+            </w:r>
+            <w:r>
+              <w:rPr>
+                <w:rFonts w:ascii="Times New Roman" w:hAnsi="Times New Roman" w:cs="Times New Roman"/>
+                <w:lang w:val="ru-RU"/>
+              </w:rPr>
+              <w:t>.0</w:t>
+            </w:r>
+            <w:r>
+              <w:rPr>
+                <w:rFonts w:ascii="Times New Roman" w:hAnsi="Times New Roman" w:cs="Times New Roman"/>
+              </w:rPr>
+              <w:t>5</w:t>
+            </w:r>
+            <w:r>
+              <w:rPr>
+                <w:rFonts w:ascii="Times New Roman" w:hAnsi="Times New Roman" w:cs="Times New Roman"/>
+                <w:lang w:val="ru-RU"/>
+              </w:rPr>
+              <w:t>.2026</w:t>
             </w:r>
           </w:p>
         </w:tc>
@@ -10582,532 +11049,6 @@
               <w:jc w:val="center"/>
               <w:rPr>
                 <w:rFonts w:ascii="Segoe UI Emoji" w:hAnsi="Segoe UI Emoji" w:cs="Segoe UI Emoji"/>
-                <w:color w:val="000000"/>
-                <w:lang w:val="ru-RU"/>
-              </w:rPr>
-            </w:pPr>
-          </w:p>
-        </w:tc>
-      </w:tr>
-      <w:tr>
-        <w:trPr>
-          <w:cantSplit/>
-          <w:trHeight w:val="100"/>
-        </w:trPr>
-        <w:tc>
-          <w:tcPr>
-            <w:tcW w:w="563" w:type="dxa"/>
-            <w:tcBorders>
-              <w:left w:val="single" w:sz="4" w:space="0" w:color="000000"/>
-              <w:bottom w:val="single" w:sz="4" w:space="0" w:color="000000"/>
-            </w:tcBorders>
-          </w:tcPr>
-          <w:p>
-            <w:pPr>
-              <w:pStyle w:val="user5"/>
-              <w:widowControl w:val="0"/>
-              <w:spacing w:line="283" w:lineRule="atLeast"/>
-              <w:jc w:val="center"/>
-              <w:rPr>
-                <w:rFonts w:ascii="Times New Roman" w:hAnsi="Times New Roman" w:cs="Times New Roman"/>
-                <w:color w:val="000000"/>
-                <w:lang w:val="ru-RU"/>
-              </w:rPr>
-            </w:pPr>
-            <w:r>
-              <w:rPr>
-                <w:rFonts w:ascii="Times New Roman" w:hAnsi="Times New Roman" w:cs="Times New Roman"/>
-                <w:color w:val="000000"/>
-                <w:lang w:val="ru-RU"/>
-              </w:rPr>
-              <w:t>5.</w:t>
-            </w:r>
-            <w:r>
-              <w:rPr>
-                <w:rFonts w:ascii="Times New Roman" w:hAnsi="Times New Roman" w:cs="Times New Roman"/>
-                <w:color w:val="000000"/>
-                <w:lang w:val="ru-RU"/>
-              </w:rPr>
-              <w:t>3</w:t>
-            </w:r>
-          </w:p>
-        </w:tc>
-        <w:tc>
-          <w:tcPr>
-            <w:tcW w:w="5386" w:type="dxa"/>
-            <w:tcBorders>
-              <w:left w:val="single" w:sz="4" w:space="0" w:color="000000"/>
-              <w:bottom w:val="single" w:sz="4" w:space="0" w:color="000000"/>
-            </w:tcBorders>
-          </w:tcPr>
-          <w:p>
-            <w:pPr>
-              <w:pStyle w:val="Standard"/>
-              <w:widowControl w:val="0"/>
-              <w:spacing w:line="283" w:lineRule="atLeast"/>
-              <w:rPr>
-                <w:rFonts w:ascii="Times New Roman" w:hAnsi="Times New Roman" w:cs="Times New Roman"/>
-                <w:color w:val="000000"/>
-                <w:lang w:val="ru-RU"/>
-              </w:rPr>
-            </w:pPr>
-            <w:r>
-              <w:rPr>
-                <w:rFonts w:ascii="Times New Roman" w:hAnsi="Times New Roman" w:cs="Times New Roman"/>
-                <w:color w:val="000000"/>
-                <w:lang w:val="ru-RU"/>
-              </w:rPr>
-              <w:t>Разработка</w:t>
-            </w:r>
-            <w:r>
-              <w:rPr>
-                <w:rFonts w:ascii="Times New Roman" w:hAnsi="Times New Roman" w:cs="Times New Roman"/>
-                <w:color w:val="000000"/>
-                <w:lang w:val="ru-RU"/>
-              </w:rPr>
-              <w:t xml:space="preserve"> отчёта -</w:t>
-            </w:r>
-            <w:r>
-              <w:rPr>
-                <w:rFonts w:ascii="Times New Roman" w:hAnsi="Times New Roman" w:cs="Times New Roman"/>
-                <w:color w:val="000000"/>
-                <w:lang w:val="ru-RU"/>
-              </w:rPr>
-              <w:t xml:space="preserve"> </w:t>
-            </w:r>
-            <w:r>
-              <w:rPr>
-                <w:rFonts w:ascii="Times New Roman" w:hAnsi="Times New Roman" w:cs="Times New Roman"/>
-                <w:color w:val="000000"/>
-                <w:lang w:val="ru-RU"/>
-              </w:rPr>
-              <w:t>скрипта и шаблона</w:t>
-            </w:r>
-          </w:p>
-          <w:p>
-            <w:pPr>
-              <w:pStyle w:val="Standard"/>
-              <w:widowControl w:val="0"/>
-              <w:numPr>
-                <w:ilvl w:val="0"/>
-                <w:numId w:val="10"/>
-              </w:numPr>
-              <w:spacing w:line="283" w:lineRule="atLeast"/>
-              <w:rPr>
-                <w:rFonts w:ascii="Times New Roman" w:hAnsi="Times New Roman" w:cs="Times New Roman"/>
-                <w:color w:val="000000"/>
-                <w:lang w:val="ru-RU"/>
-              </w:rPr>
-            </w:pPr>
-            <w:r>
-              <w:rPr>
-                <w:rFonts w:ascii="Times New Roman" w:hAnsi="Times New Roman" w:cs="Times New Roman"/>
-                <w:color w:val="000000"/>
-                <w:lang w:val="ru-RU"/>
-              </w:rPr>
-              <w:t>Тестовый отчет – Состав динамической структуры</w:t>
-            </w:r>
-            <w:r>
-              <w:rPr>
-                <w:rFonts w:ascii="Times New Roman" w:hAnsi="Times New Roman" w:cs="Times New Roman"/>
-                <w:color w:val="000000"/>
-                <w:lang w:val="ru-RU"/>
-              </w:rPr>
-              <w:br/>
-              <w:t>(</w:t>
-            </w:r>
-            <w:hyperlink r:id="rId31">
-              <w:r>
-                <w:rPr>
-                  <w:rStyle w:val="a5"/>
-                  <w:rFonts w:ascii="Times New Roman" w:hAnsi="Times New Roman" w:cs="Times New Roman"/>
-                  <w:lang w:val="ru-RU"/>
-                </w:rPr>
-                <w:t>https://jira.ascon.ru/browse/PLM-25439</w:t>
-              </w:r>
-            </w:hyperlink>
-            <w:r>
-              <w:rPr>
-                <w:rFonts w:ascii="Times New Roman" w:hAnsi="Times New Roman" w:cs="Times New Roman"/>
-                <w:color w:val="000000"/>
-                <w:lang w:val="ru-RU"/>
-              </w:rPr>
-              <w:t>)</w:t>
-            </w:r>
-          </w:p>
-          <w:p>
-            <w:pPr>
-              <w:pStyle w:val="Standard"/>
-              <w:widowControl w:val="0"/>
-              <w:spacing w:line="283" w:lineRule="atLeast"/>
-              <w:rPr>
-                <w:rFonts w:ascii="Times New Roman" w:hAnsi="Times New Roman" w:cs="Times New Roman"/>
-                <w:color w:val="000000"/>
-                <w:lang w:val="ru-RU"/>
-              </w:rPr>
-            </w:pPr>
-            <w:r>
-              <w:rPr>
-                <w:rFonts w:ascii="Times New Roman" w:hAnsi="Times New Roman" w:cs="Times New Roman"/>
-                <w:color w:val="000000"/>
-                <w:lang w:val="ru-RU"/>
-              </w:rPr>
-              <w:t>Ответственный: Жуков, Медведчиков</w:t>
-            </w:r>
-          </w:p>
-        </w:tc>
-        <w:tc>
-          <w:tcPr>
-            <w:tcW w:w="1819" w:type="dxa"/>
-            <w:tcBorders>
-              <w:left w:val="single" w:sz="4" w:space="0" w:color="000000"/>
-              <w:bottom w:val="single" w:sz="4" w:space="0" w:color="000000"/>
-            </w:tcBorders>
-          </w:tcPr>
-          <w:p>
-            <w:pPr>
-              <w:pStyle w:val="user5"/>
-              <w:widowControl w:val="0"/>
-              <w:spacing w:line="283" w:lineRule="atLeast"/>
-              <w:rPr>
-                <w:rFonts w:ascii="Times New Roman" w:hAnsi="Times New Roman" w:cs="Times New Roman"/>
-                <w:color w:val="000000"/>
-                <w:sz w:val="22"/>
-                <w:lang w:val="ru-RU"/>
-              </w:rPr>
-            </w:pPr>
-            <w:r>
-              <w:rPr>
-                <w:rFonts w:ascii="Times New Roman" w:hAnsi="Times New Roman" w:cs="Times New Roman"/>
-                <w:color w:val="000000"/>
-                <w:sz w:val="22"/>
-                <w:lang w:val="ru-RU"/>
-              </w:rPr>
-              <w:t>Отчёт разработан, демо проведено, отчёт передан аналитикам</w:t>
-            </w:r>
-          </w:p>
-        </w:tc>
-        <w:tc>
-          <w:tcPr>
-            <w:tcW w:w="1300" w:type="dxa"/>
-            <w:tcBorders>
-              <w:left w:val="single" w:sz="4" w:space="0" w:color="000000"/>
-              <w:bottom w:val="single" w:sz="4" w:space="0" w:color="000000"/>
-            </w:tcBorders>
-          </w:tcPr>
-          <w:p>
-            <w:pPr>
-              <w:pStyle w:val="user5"/>
-              <w:widowControl w:val="0"/>
-              <w:spacing w:line="283" w:lineRule="atLeast"/>
-              <w:jc w:val="center"/>
-              <w:rPr>
-                <w:rFonts w:ascii="Times New Roman" w:hAnsi="Times New Roman" w:cs="Times New Roman"/>
-                <w:lang w:val="ru-RU"/>
-              </w:rPr>
-            </w:pPr>
-            <w:r>
-              <w:rPr>
-                <w:rFonts w:ascii="Times New Roman" w:hAnsi="Times New Roman" w:cs="Times New Roman"/>
-              </w:rPr>
-              <w:t>0</w:t>
-            </w:r>
-            <w:r>
-              <w:rPr>
-                <w:rFonts w:ascii="Times New Roman" w:hAnsi="Times New Roman" w:cs="Times New Roman"/>
-                <w:lang w:val="ru-RU"/>
-              </w:rPr>
-              <w:t>4</w:t>
-            </w:r>
-            <w:r>
-              <w:rPr>
-                <w:rFonts w:ascii="Times New Roman" w:hAnsi="Times New Roman" w:cs="Times New Roman"/>
-                <w:lang w:val="ru-RU"/>
-              </w:rPr>
-              <w:t>.0</w:t>
-            </w:r>
-            <w:r>
-              <w:rPr>
-                <w:rFonts w:ascii="Times New Roman" w:hAnsi="Times New Roman" w:cs="Times New Roman"/>
-                <w:lang w:val="ru-RU"/>
-              </w:rPr>
-              <w:t>5</w:t>
-            </w:r>
-            <w:r>
-              <w:rPr>
-                <w:rFonts w:ascii="Times New Roman" w:hAnsi="Times New Roman" w:cs="Times New Roman"/>
-                <w:lang w:val="ru-RU"/>
-              </w:rPr>
-              <w:t>.2026</w:t>
-            </w:r>
-          </w:p>
-        </w:tc>
-        <w:tc>
-          <w:tcPr>
-            <w:tcW w:w="1477" w:type="dxa"/>
-            <w:tcBorders>
-              <w:left w:val="single" w:sz="4" w:space="0" w:color="000000"/>
-              <w:bottom w:val="single" w:sz="4" w:space="0" w:color="000000"/>
-              <w:right w:val="single" w:sz="4" w:space="0" w:color="000000"/>
-            </w:tcBorders>
-            <w:vAlign w:val="center"/>
-          </w:tcPr>
-          <w:p>
-            <w:pPr>
-              <w:pStyle w:val="user5"/>
-              <w:widowControl w:val="0"/>
-              <w:spacing w:line="283" w:lineRule="atLeast"/>
-              <w:jc w:val="center"/>
-              <w:rPr>
-                <w:rFonts w:ascii="Times New Roman" w:hAnsi="Times New Roman" w:cs="Times New Roman"/>
-                <w:color w:val="000000"/>
-                <w:lang w:val="ru-RU"/>
-              </w:rPr>
-            </w:pPr>
-          </w:p>
-        </w:tc>
-      </w:tr>
-      <w:tr>
-        <w:trPr>
-          <w:cantSplit/>
-          <w:trHeight w:val="100"/>
-        </w:trPr>
-        <w:tc>
-          <w:tcPr>
-            <w:tcW w:w="563" w:type="dxa"/>
-            <w:tcBorders>
-              <w:left w:val="single" w:sz="4" w:space="0" w:color="000000"/>
-              <w:bottom w:val="single" w:sz="4" w:space="0" w:color="000000"/>
-            </w:tcBorders>
-          </w:tcPr>
-          <w:p>
-            <w:pPr>
-              <w:pStyle w:val="user5"/>
-              <w:widowControl w:val="0"/>
-              <w:spacing w:line="283" w:lineRule="atLeast"/>
-              <w:jc w:val="center"/>
-              <w:rPr>
-                <w:rFonts w:ascii="Times New Roman" w:hAnsi="Times New Roman" w:cs="Times New Roman"/>
-                <w:color w:val="000000"/>
-                <w:lang w:val="ru-RU"/>
-              </w:rPr>
-            </w:pPr>
-            <w:r>
-              <w:rPr>
-                <w:rFonts w:ascii="Times New Roman" w:hAnsi="Times New Roman" w:cs="Times New Roman"/>
-                <w:color w:val="000000"/>
-                <w:lang w:val="ru-RU"/>
-              </w:rPr>
-              <w:t>5.</w:t>
-            </w:r>
-            <w:r>
-              <w:rPr>
-                <w:rFonts w:ascii="Times New Roman" w:hAnsi="Times New Roman" w:cs="Times New Roman"/>
-                <w:color w:val="000000"/>
-                <w:lang w:val="ru-RU"/>
-              </w:rPr>
-              <w:t>4</w:t>
-            </w:r>
-          </w:p>
-        </w:tc>
-        <w:tc>
-          <w:tcPr>
-            <w:tcW w:w="5386" w:type="dxa"/>
-            <w:tcBorders>
-              <w:left w:val="single" w:sz="4" w:space="0" w:color="000000"/>
-              <w:bottom w:val="single" w:sz="4" w:space="0" w:color="000000"/>
-            </w:tcBorders>
-          </w:tcPr>
-          <w:p>
-            <w:pPr>
-              <w:pStyle w:val="Standard"/>
-              <w:widowControl w:val="0"/>
-              <w:spacing w:line="283" w:lineRule="atLeast"/>
-              <w:rPr>
-                <w:rFonts w:ascii="Times New Roman" w:hAnsi="Times New Roman" w:cs="Times New Roman"/>
-                <w:color w:val="000000"/>
-                <w:lang w:val="ru-RU"/>
-              </w:rPr>
-            </w:pPr>
-            <w:r>
-              <w:rPr>
-                <w:rFonts w:ascii="Times New Roman" w:hAnsi="Times New Roman" w:cs="Times New Roman"/>
-                <w:color w:val="000000"/>
-                <w:lang w:val="ru-RU"/>
-              </w:rPr>
-              <w:t>Разработка отчёта - скрипта и шаблона</w:t>
-            </w:r>
-          </w:p>
-          <w:p>
-            <w:pPr>
-              <w:pStyle w:val="Standard"/>
-              <w:widowControl w:val="0"/>
-              <w:numPr>
-                <w:ilvl w:val="0"/>
-                <w:numId w:val="10"/>
-              </w:numPr>
-              <w:spacing w:line="283" w:lineRule="atLeast"/>
-              <w:rPr>
-                <w:rFonts w:ascii="Times New Roman" w:hAnsi="Times New Roman" w:cs="Times New Roman"/>
-                <w:color w:val="000000"/>
-                <w:lang w:val="ru-RU"/>
-              </w:rPr>
-            </w:pPr>
-            <w:r>
-              <w:rPr>
-                <w:rFonts w:ascii="Times New Roman" w:hAnsi="Times New Roman" w:cs="Times New Roman"/>
-                <w:color w:val="000000"/>
-                <w:lang w:val="ru-RU"/>
-              </w:rPr>
-              <w:t>Тестовый отчет – Состав подразделения</w:t>
-            </w:r>
-            <w:r>
-              <w:rPr>
-                <w:rFonts w:ascii="Times New Roman" w:hAnsi="Times New Roman" w:cs="Times New Roman"/>
-                <w:color w:val="000000"/>
-                <w:lang w:val="ru-RU"/>
-              </w:rPr>
-              <w:br/>
-              <w:t>(</w:t>
-            </w:r>
-            <w:hyperlink r:id="rId32">
-              <w:r>
-                <w:rPr>
-                  <w:rStyle w:val="a5"/>
-                  <w:rFonts w:ascii="Times New Roman" w:hAnsi="Times New Roman" w:cs="Times New Roman"/>
-                  <w:lang w:val="ru-RU"/>
-                </w:rPr>
-                <w:t>https://jira.ascon.ru/browse/PLM-25441</w:t>
-              </w:r>
-            </w:hyperlink>
-            <w:r>
-              <w:rPr>
-                <w:rFonts w:ascii="Times New Roman" w:hAnsi="Times New Roman" w:cs="Times New Roman"/>
-                <w:color w:val="000000"/>
-                <w:lang w:val="ru-RU"/>
-              </w:rPr>
-              <w:t>)</w:t>
-            </w:r>
-          </w:p>
-          <w:p>
-            <w:pPr>
-              <w:pStyle w:val="Standard"/>
-              <w:widowControl w:val="0"/>
-              <w:spacing w:line="283" w:lineRule="atLeast"/>
-              <w:rPr>
-                <w:rFonts w:ascii="Times New Roman" w:hAnsi="Times New Roman" w:cs="Times New Roman"/>
-                <w:color w:val="000000"/>
-                <w:lang w:val="ru-RU"/>
-              </w:rPr>
-            </w:pPr>
-            <w:r>
-              <w:rPr>
-                <w:rFonts w:ascii="Times New Roman" w:hAnsi="Times New Roman" w:cs="Times New Roman"/>
-                <w:color w:val="000000"/>
-                <w:lang w:val="ru-RU"/>
-              </w:rPr>
-              <w:t>Ответственный: Жуков, Медведчиков</w:t>
-            </w:r>
-          </w:p>
-        </w:tc>
-        <w:tc>
-          <w:tcPr>
-            <w:tcW w:w="1819" w:type="dxa"/>
-            <w:tcBorders>
-              <w:left w:val="single" w:sz="4" w:space="0" w:color="000000"/>
-              <w:bottom w:val="single" w:sz="4" w:space="0" w:color="000000"/>
-            </w:tcBorders>
-          </w:tcPr>
-          <w:p>
-            <w:pPr>
-              <w:pStyle w:val="user5"/>
-              <w:widowControl w:val="0"/>
-              <w:spacing w:line="283" w:lineRule="atLeast"/>
-              <w:rPr>
-                <w:rFonts w:ascii="Times New Roman" w:hAnsi="Times New Roman" w:cs="Times New Roman"/>
-                <w:color w:val="000000"/>
-                <w:sz w:val="22"/>
-                <w:lang w:val="ru-RU"/>
-              </w:rPr>
-            </w:pPr>
-            <w:r>
-              <w:rPr>
-                <w:rFonts w:ascii="Times New Roman" w:hAnsi="Times New Roman" w:cs="Times New Roman"/>
-                <w:color w:val="000000"/>
-                <w:sz w:val="22"/>
-                <w:lang w:val="ru-RU"/>
-              </w:rPr>
-              <w:t>Отчёт разработан, демо проведено, отчёт передан аналитикам</w:t>
-            </w:r>
-          </w:p>
-        </w:tc>
-        <w:tc>
-          <w:tcPr>
-            <w:tcW w:w="1300" w:type="dxa"/>
-            <w:tcBorders>
-              <w:left w:val="single" w:sz="4" w:space="0" w:color="000000"/>
-              <w:bottom w:val="single" w:sz="4" w:space="0" w:color="000000"/>
-            </w:tcBorders>
-          </w:tcPr>
-          <w:p>
-            <w:pPr>
-              <w:pStyle w:val="user5"/>
-              <w:widowControl w:val="0"/>
-              <w:spacing w:line="283" w:lineRule="atLeast"/>
-              <w:jc w:val="center"/>
-              <w:rPr>
-                <w:rFonts w:ascii="Times New Roman" w:hAnsi="Times New Roman" w:cs="Times New Roman"/>
-                <w:lang w:val="ru-RU"/>
-              </w:rPr>
-            </w:pPr>
-            <w:r>
-              <w:rPr>
-                <w:rFonts w:ascii="Times New Roman" w:hAnsi="Times New Roman" w:cs="Times New Roman"/>
-                <w:lang w:val="ru-RU"/>
-              </w:rPr>
-              <w:t>06</w:t>
-            </w:r>
-            <w:r>
-              <w:rPr>
-                <w:rFonts w:ascii="Times New Roman" w:hAnsi="Times New Roman" w:cs="Times New Roman"/>
-                <w:lang w:val="ru-RU"/>
-              </w:rPr>
-              <w:t>.0</w:t>
-            </w:r>
-            <w:r>
-              <w:rPr>
-                <w:rFonts w:ascii="Times New Roman" w:hAnsi="Times New Roman" w:cs="Times New Roman"/>
-                <w:lang w:val="ru-RU"/>
-              </w:rPr>
-              <w:t>5</w:t>
-            </w:r>
-            <w:r>
-              <w:rPr>
-                <w:rFonts w:ascii="Times New Roman" w:hAnsi="Times New Roman" w:cs="Times New Roman"/>
-                <w:lang w:val="ru-RU"/>
-              </w:rPr>
-              <w:t>.2026</w:t>
-            </w:r>
-          </w:p>
-        </w:tc>
-        <w:tc>
-          <w:tcPr>
-            <w:tcW w:w="1477" w:type="dxa"/>
-            <w:tcBorders>
-              <w:left w:val="single" w:sz="4" w:space="0" w:color="000000"/>
-              <w:bottom w:val="single" w:sz="4" w:space="0" w:color="000000"/>
-              <w:right w:val="single" w:sz="4" w:space="0" w:color="000000"/>
-            </w:tcBorders>
-            <w:vAlign w:val="center"/>
-          </w:tcPr>
-          <w:p>
-            <w:pPr>
-              <w:pStyle w:val="user5"/>
-              <w:widowControl w:val="0"/>
-              <w:spacing w:line="283" w:lineRule="atLeast"/>
-              <w:jc w:val="center"/>
-              <w:rPr>
-                <w:rFonts w:ascii="Times New Roman" w:hAnsi="Times New Roman" w:cs="Times New Roman"/>
                 <w:color w:val="000000"/>
                 <w:lang w:val="ru-RU"/>
               </w:rPr>
@@ -16341,7 +16282,7 @@
 </file>
 
 <file path=customXml/itemProps1.xml><?xml version="1.0" encoding="utf-8"?>
-<ds:datastoreItem xmlns:ds="http://schemas.openxmlformats.org/officeDocument/2006/customXml" ds:itemID="{CBE540C9-FD77-4B5E-8230-1FAAF64918B1}">
+<ds:datastoreItem xmlns:ds="http://schemas.openxmlformats.org/officeDocument/2006/customXml" ds:itemID="{068C87C1-A327-45BD-9A43-764B8EB478F2}">
   <ds:schemaRefs>
     <ds:schemaRef ds:uri="http://schemas.openxmlformats.org/officeDocument/2006/bibliography"/>
   </ds:schemaRefs>

--- a/Программы адаптации сотрудников/Плотников Евгений - программа адаптации.docx
+++ b/Программы адаптации сотрудников/Плотников Евгений - программа адаптации.docx
@@ -10140,6 +10140,15 @@
                 <w:lang w:val="ru-RU"/>
               </w:rPr>
             </w:pPr>
+            <w:r>
+              <w:rPr>
+                <w:rFonts w:ascii="Segoe UI Emoji" w:hAnsi="Segoe UI Emoji" w:cs="Segoe UI Emoji"/>
+                <w:color w:val="000000"/>
+              </w:rPr>
+              <w:t>✔️</w:t>
+            </w:r>
+            <w:bookmarkStart w:id="0" w:name="_GoBack"/>
+            <w:bookmarkEnd w:id="0"/>
           </w:p>
         </w:tc>
       </w:tr>
@@ -10588,8 +10597,6 @@
               </w:rPr>
               <w:t>✔️</w:t>
             </w:r>
-            <w:bookmarkStart w:id="0" w:name="_GoBack"/>
-            <w:bookmarkEnd w:id="0"/>
           </w:p>
         </w:tc>
       </w:tr>
@@ -10806,6 +10813,13 @@
                 <w:lang w:val="ru-RU"/>
               </w:rPr>
             </w:pPr>
+            <w:r>
+              <w:rPr>
+                <w:rFonts w:ascii="Segoe UI Emoji" w:hAnsi="Segoe UI Emoji" w:cs="Segoe UI Emoji"/>
+                <w:color w:val="000000"/>
+              </w:rPr>
+              <w:t>✔️</w:t>
+            </w:r>
           </w:p>
         </w:tc>
       </w:tr>
@@ -11053,6 +11067,13 @@
                 <w:lang w:val="ru-RU"/>
               </w:rPr>
             </w:pPr>
+            <w:r>
+              <w:rPr>
+                <w:rFonts w:ascii="Segoe UI Emoji" w:hAnsi="Segoe UI Emoji" w:cs="Segoe UI Emoji"/>
+                <w:color w:val="000000"/>
+              </w:rPr>
+              <w:t>✔️</w:t>
+            </w:r>
           </w:p>
         </w:tc>
       </w:tr>
@@ -11249,6 +11270,13 @@
                 <w:lang w:val="ru-RU"/>
               </w:rPr>
             </w:pPr>
+            <w:r>
+              <w:rPr>
+                <w:rFonts w:ascii="Segoe UI Emoji" w:hAnsi="Segoe UI Emoji" w:cs="Segoe UI Emoji"/>
+                <w:color w:val="000000"/>
+              </w:rPr>
+              <w:t>✔️</w:t>
+            </w:r>
           </w:p>
         </w:tc>
       </w:tr>
@@ -11461,6 +11489,13 @@
                 <w:lang w:val="ru-RU"/>
               </w:rPr>
             </w:pPr>
+            <w:r>
+              <w:rPr>
+                <w:rFonts w:ascii="Segoe UI Emoji" w:hAnsi="Segoe UI Emoji" w:cs="Segoe UI Emoji"/>
+                <w:color w:val="000000"/>
+              </w:rPr>
+              <w:t>✔️</w:t>
+            </w:r>
           </w:p>
         </w:tc>
       </w:tr>
@@ -16282,7 +16317,7 @@
 </file>
 
 <file path=customXml/itemProps1.xml><?xml version="1.0" encoding="utf-8"?>
-<ds:datastoreItem xmlns:ds="http://schemas.openxmlformats.org/officeDocument/2006/customXml" ds:itemID="{068C87C1-A327-45BD-9A43-764B8EB478F2}">
+<ds:datastoreItem xmlns:ds="http://schemas.openxmlformats.org/officeDocument/2006/customXml" ds:itemID="{DEF9A290-B0F1-468C-AA49-A84939B1C148}">
   <ds:schemaRefs>
     <ds:schemaRef ds:uri="http://schemas.openxmlformats.org/officeDocument/2006/bibliography"/>
   </ds:schemaRefs>
